--- a/Module-56/Module-56.docx
+++ b/Module-56/Module-56.docx
@@ -1,6 +1,6 @@
 
 <file path=word/document.xml><?xml version="1.0" encoding="utf-8"?>
-<w:document xmlns:wpc="http://schemas.microsoft.com/office/word/2010/wordprocessingCanvas" xmlns:cx="http://schemas.microsoft.com/office/drawing/2014/chartex" xmlns:cx1="http://schemas.microsoft.com/office/drawing/2015/9/8/chartex" xmlns:cx2="http://schemas.microsoft.com/office/drawing/2015/10/21/chartex" xmlns:cx3="http://schemas.microsoft.com/office/drawing/2016/5/9/chartex" xmlns:cx4="http://schemas.microsoft.com/office/drawing/2016/5/10/chartex" xmlns:cx5="http://schemas.microsoft.com/office/drawing/2016/5/11/chartex" xmlns:cx6="http://schemas.microsoft.com/office/drawing/2016/5/12/chartex" xmlns:cx7="http://schemas.microsoft.com/office/drawing/2016/5/13/chartex" xmlns:cx8="http://schemas.microsoft.com/office/drawing/2016/5/14/chartex" xmlns:mc="http://schemas.openxmlformats.org/markup-compatibility/2006" xmlns:aink="http://schemas.microsoft.com/office/drawing/2016/ink" xmlns:am3d="http://schemas.microsoft.com/office/drawing/2017/model3d" xmlns:o="urn:schemas-microsoft-com:office:office" xmlns:oel="http://schemas.microsoft.com/office/2019/extlst" xmlns:r="http://schemas.openxmlformats.org/officeDocument/2006/relationships" xmlns:m="http://schemas.openxmlformats.org/officeDocument/2006/math" xmlns:v="urn:schemas-microsoft-com:vml" xmlns:wp14="http://schemas.microsoft.com/office/word/2010/wordprocessingDrawing" xmlns:wp="http://schemas.openxmlformats.org/drawingml/2006/wordprocessingDrawing" xmlns:w10="urn:schemas-microsoft-com:office:word" xmlns:w="http://schemas.openxmlformats.org/wordprocessingml/2006/main" xmlns:w14="http://schemas.microsoft.com/office/word/2010/wordml" xmlns:w15="http://schemas.microsoft.com/office/word/2012/wordml" xmlns:w16cex="http://schemas.microsoft.com/office/word/2018/wordml/cex" xmlns:w16cid="http://schemas.microsoft.com/office/word/2016/wordml/cid" xmlns:w16="http://schemas.microsoft.com/office/word/2018/wordml" xmlns:w16du="http://schemas.microsoft.com/office/word/2023/wordml/word16du" xmlns:w16sdtdh="http://schemas.microsoft.com/office/word/2020/wordml/sdtdatahash" xmlns:w16sdtfl="http://schemas.microsoft.com/office/word/2024/wordml/sdtformatlock" xmlns:w16se="http://schemas.microsoft.com/office/word/2015/wordml/symex" xmlns:wpg="http://schemas.microsoft.com/office/word/2010/wordprocessingGroup" xmlns:wpi="http://schemas.microsoft.com/office/word/2010/wordprocessingInk" xmlns:wne="http://schemas.microsoft.com/office/word/2006/wordml" xmlns:wps="http://schemas.microsoft.com/office/word/2010/wordprocessingShape" mc:Ignorable="w14 w15 w16se w16cid w16 w16cex w16sdtdh w16sdtfl w16du wp14">
+<w:document xmlns:wpc="http://schemas.microsoft.com/office/word/2010/wordprocessingCanvas" xmlns:cx="http://schemas.microsoft.com/office/drawing/2014/chartex" xmlns:cx1="http://schemas.microsoft.com/office/drawing/2015/9/8/chartex" xmlns:cx2="http://schemas.microsoft.com/office/drawing/2015/10/21/chartex" xmlns:cx3="http://schemas.microsoft.com/office/drawing/2016/5/9/chartex" xmlns:cx4="http://schemas.microsoft.com/office/drawing/2016/5/10/chartex" xmlns:cx5="http://schemas.microsoft.com/office/drawing/2016/5/11/chartex" xmlns:cx6="http://schemas.microsoft.com/office/drawing/2016/5/12/chartex" xmlns:cx7="http://schemas.microsoft.com/office/drawing/2016/5/13/chartex" xmlns:cx8="http://schemas.microsoft.com/office/drawing/2016/5/14/chartex" xmlns:mc="http://schemas.openxmlformats.org/markup-compatibility/2006" xmlns:aink="http://schemas.microsoft.com/office/drawing/2016/ink" xmlns:am3d="http://schemas.microsoft.com/office/drawing/2017/model3d" xmlns:o="urn:schemas-microsoft-com:office:office" xmlns:r="http://schemas.openxmlformats.org/officeDocument/2006/relationships" xmlns:m="http://schemas.openxmlformats.org/officeDocument/2006/math" xmlns:v="urn:schemas-microsoft-com:vml" xmlns:wp14="http://schemas.microsoft.com/office/word/2010/wordprocessingDrawing" xmlns:wp="http://schemas.openxmlformats.org/drawingml/2006/wordprocessingDrawing" xmlns:w10="urn:schemas-microsoft-com:office:word" xmlns:w="http://schemas.openxmlformats.org/wordprocessingml/2006/main" xmlns:w14="http://schemas.microsoft.com/office/word/2010/wordml" xmlns:w15="http://schemas.microsoft.com/office/word/2012/wordml" xmlns:w16cex="http://schemas.microsoft.com/office/word/2018/wordml/cex" xmlns:w16cid="http://schemas.microsoft.com/office/word/2016/wordml/cid" xmlns:w16="http://schemas.microsoft.com/office/word/2018/wordml" xmlns:w16sdtdh="http://schemas.microsoft.com/office/word/2020/wordml/sdtdatahash" xmlns:w16se="http://schemas.microsoft.com/office/word/2015/wordml/symex" xmlns:wpg="http://schemas.microsoft.com/office/word/2010/wordprocessingGroup" xmlns:wpi="http://schemas.microsoft.com/office/word/2010/wordprocessingInk" xmlns:wne="http://schemas.microsoft.com/office/word/2006/wordml" xmlns:wps="http://schemas.microsoft.com/office/word/2010/wordprocessingShape" mc:Ignorable="w14 w15 w16se w16cid w16 w16cex w16sdtdh wp14">
   <w:body>
     <w:sdt>
       <w:sdtPr>
@@ -43,6 +43,10 @@
             </w:tabs>
             <w:rPr>
               <w:noProof/>
+              <w:kern w:val="0"/>
+              <w:sz w:val="22"/>
+              <w:szCs w:val="22"/>
+              <w14:ligatures w14:val="none"/>
             </w:rPr>
           </w:pPr>
           <w:r>
@@ -54,7 +58,7 @@
           <w:r>
             <w:fldChar w:fldCharType="separate"/>
           </w:r>
-          <w:hyperlink w:anchor="_Toc231547323" w:history="1">
+          <w:hyperlink w:anchor="_Toc231625701" w:history="1">
             <w:r>
               <w:rPr>
                 <w:rStyle w:val="Hyperlink"/>
@@ -81,7 +85,7 @@
                 <w:noProof/>
                 <w:webHidden/>
               </w:rPr>
-              <w:instrText xml:space="preserve"> PAGEREF _Toc231547323 \h </w:instrText>
+              <w:instrText xml:space="preserve"> PAGEREF _Toc231625701 \h </w:instrText>
             </w:r>
             <w:r>
               <w:rPr>
@@ -120,9 +124,13 @@
             </w:tabs>
             <w:rPr>
               <w:noProof/>
+              <w:kern w:val="0"/>
+              <w:sz w:val="22"/>
+              <w:szCs w:val="22"/>
+              <w14:ligatures w14:val="none"/>
             </w:rPr>
           </w:pPr>
-          <w:hyperlink w:anchor="_Toc231547324" w:history="1">
+          <w:hyperlink w:anchor="_Toc231625702" w:history="1">
             <w:r>
               <w:rPr>
                 <w:rStyle w:val="Hyperlink"/>
@@ -149,7 +157,7 @@
                 <w:noProof/>
                 <w:webHidden/>
               </w:rPr>
-              <w:instrText xml:space="preserve"> PAGEREF _Toc231547324 \h </w:instrText>
+              <w:instrText xml:space="preserve"> PAGEREF _Toc231625702 \h </w:instrText>
             </w:r>
             <w:r>
               <w:rPr>
@@ -170,6 +178,654 @@
                 <w:webHidden/>
               </w:rPr>
               <w:t>3</w:t>
+            </w:r>
+            <w:r>
+              <w:rPr>
+                <w:noProof/>
+                <w:webHidden/>
+              </w:rPr>
+              <w:fldChar w:fldCharType="end"/>
+            </w:r>
+          </w:hyperlink>
+        </w:p>
+        <w:p>
+          <w:pPr>
+            <w:pStyle w:val="TOC3"/>
+            <w:tabs>
+              <w:tab w:val="right" w:leader="dot" w:pos="9350"/>
+            </w:tabs>
+            <w:rPr>
+              <w:noProof/>
+              <w:kern w:val="0"/>
+              <w:sz w:val="22"/>
+              <w:szCs w:val="22"/>
+              <w14:ligatures w14:val="none"/>
+            </w:rPr>
+          </w:pPr>
+          <w:hyperlink w:anchor="_Toc231625703" w:history="1">
+            <w:r>
+              <w:rPr>
+                <w:rStyle w:val="Hyperlink"/>
+                <w:noProof/>
+              </w:rPr>
+              <w:t>What are your observations?</w:t>
+            </w:r>
+            <w:r>
+              <w:rPr>
+                <w:noProof/>
+                <w:webHidden/>
+              </w:rPr>
+              <w:tab/>
+            </w:r>
+            <w:r>
+              <w:rPr>
+                <w:noProof/>
+                <w:webHidden/>
+              </w:rPr>
+              <w:fldChar w:fldCharType="begin"/>
+            </w:r>
+            <w:r>
+              <w:rPr>
+                <w:noProof/>
+                <w:webHidden/>
+              </w:rPr>
+              <w:instrText xml:space="preserve"> PAGEREF _Toc231625703 \h </w:instrText>
+            </w:r>
+            <w:r>
+              <w:rPr>
+                <w:noProof/>
+                <w:webHidden/>
+              </w:rPr>
+            </w:r>
+            <w:r>
+              <w:rPr>
+                <w:noProof/>
+                <w:webHidden/>
+              </w:rPr>
+              <w:fldChar w:fldCharType="separate"/>
+            </w:r>
+            <w:r>
+              <w:rPr>
+                <w:noProof/>
+                <w:webHidden/>
+              </w:rPr>
+              <w:t>3</w:t>
+            </w:r>
+            <w:r>
+              <w:rPr>
+                <w:noProof/>
+                <w:webHidden/>
+              </w:rPr>
+              <w:fldChar w:fldCharType="end"/>
+            </w:r>
+          </w:hyperlink>
+        </w:p>
+        <w:p>
+          <w:pPr>
+            <w:pStyle w:val="TOC3"/>
+            <w:tabs>
+              <w:tab w:val="right" w:leader="dot" w:pos="9350"/>
+            </w:tabs>
+            <w:rPr>
+              <w:noProof/>
+              <w:kern w:val="0"/>
+              <w:sz w:val="22"/>
+              <w:szCs w:val="22"/>
+              <w14:ligatures w14:val="none"/>
+            </w:rPr>
+          </w:pPr>
+          <w:hyperlink w:anchor="_Toc231625704" w:history="1">
+            <w:r>
+              <w:rPr>
+                <w:rStyle w:val="Hyperlink"/>
+                <w:noProof/>
+              </w:rPr>
+              <w:t>What line is a good line</w:t>
+            </w:r>
+            <w:r>
+              <w:rPr>
+                <w:noProof/>
+                <w:webHidden/>
+              </w:rPr>
+              <w:tab/>
+            </w:r>
+            <w:r>
+              <w:rPr>
+                <w:noProof/>
+                <w:webHidden/>
+              </w:rPr>
+              <w:fldChar w:fldCharType="begin"/>
+            </w:r>
+            <w:r>
+              <w:rPr>
+                <w:noProof/>
+                <w:webHidden/>
+              </w:rPr>
+              <w:instrText xml:space="preserve"> PAGEREF _Toc231625704 \h </w:instrText>
+            </w:r>
+            <w:r>
+              <w:rPr>
+                <w:noProof/>
+                <w:webHidden/>
+              </w:rPr>
+            </w:r>
+            <w:r>
+              <w:rPr>
+                <w:noProof/>
+                <w:webHidden/>
+              </w:rPr>
+              <w:fldChar w:fldCharType="separate"/>
+            </w:r>
+            <w:r>
+              <w:rPr>
+                <w:noProof/>
+                <w:webHidden/>
+              </w:rPr>
+              <w:t>4</w:t>
+            </w:r>
+            <w:r>
+              <w:rPr>
+                <w:noProof/>
+                <w:webHidden/>
+              </w:rPr>
+              <w:fldChar w:fldCharType="end"/>
+            </w:r>
+          </w:hyperlink>
+        </w:p>
+        <w:p>
+          <w:pPr>
+            <w:pStyle w:val="TOC2"/>
+            <w:tabs>
+              <w:tab w:val="right" w:leader="dot" w:pos="9350"/>
+            </w:tabs>
+            <w:rPr>
+              <w:noProof/>
+              <w:kern w:val="0"/>
+              <w:sz w:val="22"/>
+              <w:szCs w:val="22"/>
+              <w14:ligatures w14:val="none"/>
+            </w:rPr>
+          </w:pPr>
+          <w:hyperlink w:anchor="_Toc231625705" w:history="1">
+            <w:r>
+              <w:rPr>
+                <w:rStyle w:val="Hyperlink"/>
+                <w:noProof/>
+              </w:rPr>
+              <w:t>Classification</w:t>
+            </w:r>
+            <w:r>
+              <w:rPr>
+                <w:noProof/>
+                <w:webHidden/>
+              </w:rPr>
+              <w:tab/>
+            </w:r>
+            <w:r>
+              <w:rPr>
+                <w:noProof/>
+                <w:webHidden/>
+              </w:rPr>
+              <w:fldChar w:fldCharType="begin"/>
+            </w:r>
+            <w:r>
+              <w:rPr>
+                <w:noProof/>
+                <w:webHidden/>
+              </w:rPr>
+              <w:instrText xml:space="preserve"> PAGEREF _Toc231625705 \h </w:instrText>
+            </w:r>
+            <w:r>
+              <w:rPr>
+                <w:noProof/>
+                <w:webHidden/>
+              </w:rPr>
+            </w:r>
+            <w:r>
+              <w:rPr>
+                <w:noProof/>
+                <w:webHidden/>
+              </w:rPr>
+              <w:fldChar w:fldCharType="separate"/>
+            </w:r>
+            <w:r>
+              <w:rPr>
+                <w:noProof/>
+                <w:webHidden/>
+              </w:rPr>
+              <w:t>8</w:t>
+            </w:r>
+            <w:r>
+              <w:rPr>
+                <w:noProof/>
+                <w:webHidden/>
+              </w:rPr>
+              <w:fldChar w:fldCharType="end"/>
+            </w:r>
+          </w:hyperlink>
+        </w:p>
+        <w:p>
+          <w:pPr>
+            <w:pStyle w:val="TOC2"/>
+            <w:tabs>
+              <w:tab w:val="right" w:leader="dot" w:pos="9350"/>
+            </w:tabs>
+            <w:rPr>
+              <w:noProof/>
+              <w:kern w:val="0"/>
+              <w:sz w:val="22"/>
+              <w:szCs w:val="22"/>
+              <w14:ligatures w14:val="none"/>
+            </w:rPr>
+          </w:pPr>
+          <w:hyperlink w:anchor="_Toc231625706" w:history="1">
+            <w:r>
+              <w:rPr>
+                <w:rStyle w:val="Hyperlink"/>
+                <w:noProof/>
+              </w:rPr>
+              <w:t>Methods</w:t>
+            </w:r>
+            <w:r>
+              <w:rPr>
+                <w:noProof/>
+                <w:webHidden/>
+              </w:rPr>
+              <w:tab/>
+            </w:r>
+            <w:r>
+              <w:rPr>
+                <w:noProof/>
+                <w:webHidden/>
+              </w:rPr>
+              <w:fldChar w:fldCharType="begin"/>
+            </w:r>
+            <w:r>
+              <w:rPr>
+                <w:noProof/>
+                <w:webHidden/>
+              </w:rPr>
+              <w:instrText xml:space="preserve"> PAGEREF _Toc231625706 \h </w:instrText>
+            </w:r>
+            <w:r>
+              <w:rPr>
+                <w:noProof/>
+                <w:webHidden/>
+              </w:rPr>
+            </w:r>
+            <w:r>
+              <w:rPr>
+                <w:noProof/>
+                <w:webHidden/>
+              </w:rPr>
+              <w:fldChar w:fldCharType="separate"/>
+            </w:r>
+            <w:r>
+              <w:rPr>
+                <w:noProof/>
+                <w:webHidden/>
+              </w:rPr>
+              <w:t>8</w:t>
+            </w:r>
+            <w:r>
+              <w:rPr>
+                <w:noProof/>
+                <w:webHidden/>
+              </w:rPr>
+              <w:fldChar w:fldCharType="end"/>
+            </w:r>
+          </w:hyperlink>
+        </w:p>
+        <w:p>
+          <w:pPr>
+            <w:pStyle w:val="TOC2"/>
+            <w:tabs>
+              <w:tab w:val="right" w:leader="dot" w:pos="9350"/>
+            </w:tabs>
+            <w:rPr>
+              <w:noProof/>
+              <w:kern w:val="0"/>
+              <w:sz w:val="22"/>
+              <w:szCs w:val="22"/>
+              <w14:ligatures w14:val="none"/>
+            </w:rPr>
+          </w:pPr>
+          <w:hyperlink w:anchor="_Toc231625707" w:history="1">
+            <w:r>
+              <w:rPr>
+                <w:rStyle w:val="Hyperlink"/>
+                <w:noProof/>
+              </w:rPr>
+              <w:t>Logistic regression</w:t>
+            </w:r>
+            <w:r>
+              <w:rPr>
+                <w:noProof/>
+                <w:webHidden/>
+              </w:rPr>
+              <w:tab/>
+            </w:r>
+            <w:r>
+              <w:rPr>
+                <w:noProof/>
+                <w:webHidden/>
+              </w:rPr>
+              <w:fldChar w:fldCharType="begin"/>
+            </w:r>
+            <w:r>
+              <w:rPr>
+                <w:noProof/>
+                <w:webHidden/>
+              </w:rPr>
+              <w:instrText xml:space="preserve"> PAGEREF _Toc231625707 \h </w:instrText>
+            </w:r>
+            <w:r>
+              <w:rPr>
+                <w:noProof/>
+                <w:webHidden/>
+              </w:rPr>
+            </w:r>
+            <w:r>
+              <w:rPr>
+                <w:noProof/>
+                <w:webHidden/>
+              </w:rPr>
+              <w:fldChar w:fldCharType="separate"/>
+            </w:r>
+            <w:r>
+              <w:rPr>
+                <w:noProof/>
+                <w:webHidden/>
+              </w:rPr>
+              <w:t>8</w:t>
+            </w:r>
+            <w:r>
+              <w:rPr>
+                <w:noProof/>
+                <w:webHidden/>
+              </w:rPr>
+              <w:fldChar w:fldCharType="end"/>
+            </w:r>
+          </w:hyperlink>
+        </w:p>
+        <w:p>
+          <w:pPr>
+            <w:pStyle w:val="TOC2"/>
+            <w:tabs>
+              <w:tab w:val="right" w:leader="dot" w:pos="9350"/>
+            </w:tabs>
+            <w:rPr>
+              <w:noProof/>
+              <w:kern w:val="0"/>
+              <w:sz w:val="22"/>
+              <w:szCs w:val="22"/>
+              <w14:ligatures w14:val="none"/>
+            </w:rPr>
+          </w:pPr>
+          <w:hyperlink w:anchor="_Toc231625708" w:history="1">
+            <w:r>
+              <w:rPr>
+                <w:rStyle w:val="Hyperlink"/>
+                <w:noProof/>
+              </w:rPr>
+              <w:t>Extract Features from Images</w:t>
+            </w:r>
+            <w:r>
+              <w:rPr>
+                <w:noProof/>
+                <w:webHidden/>
+              </w:rPr>
+              <w:tab/>
+            </w:r>
+            <w:r>
+              <w:rPr>
+                <w:noProof/>
+                <w:webHidden/>
+              </w:rPr>
+              <w:fldChar w:fldCharType="begin"/>
+            </w:r>
+            <w:r>
+              <w:rPr>
+                <w:noProof/>
+                <w:webHidden/>
+              </w:rPr>
+              <w:instrText xml:space="preserve"> PAGEREF _Toc231625708 \h </w:instrText>
+            </w:r>
+            <w:r>
+              <w:rPr>
+                <w:noProof/>
+                <w:webHidden/>
+              </w:rPr>
+            </w:r>
+            <w:r>
+              <w:rPr>
+                <w:noProof/>
+                <w:webHidden/>
+              </w:rPr>
+              <w:fldChar w:fldCharType="separate"/>
+            </w:r>
+            <w:r>
+              <w:rPr>
+                <w:noProof/>
+                <w:webHidden/>
+              </w:rPr>
+              <w:t>9</w:t>
+            </w:r>
+            <w:r>
+              <w:rPr>
+                <w:noProof/>
+                <w:webHidden/>
+              </w:rPr>
+              <w:fldChar w:fldCharType="end"/>
+            </w:r>
+          </w:hyperlink>
+        </w:p>
+        <w:p>
+          <w:pPr>
+            <w:pStyle w:val="TOC2"/>
+            <w:tabs>
+              <w:tab w:val="right" w:leader="dot" w:pos="9350"/>
+            </w:tabs>
+            <w:rPr>
+              <w:noProof/>
+              <w:kern w:val="0"/>
+              <w:sz w:val="22"/>
+              <w:szCs w:val="22"/>
+              <w14:ligatures w14:val="none"/>
+            </w:rPr>
+          </w:pPr>
+          <w:hyperlink w:anchor="_Toc231625709" w:history="1">
+            <w:r>
+              <w:rPr>
+                <w:rStyle w:val="Hyperlink"/>
+                <w:noProof/>
+              </w:rPr>
+              <w:t>Status Quo for Image classification</w:t>
+            </w:r>
+            <w:r>
+              <w:rPr>
+                <w:noProof/>
+                <w:webHidden/>
+              </w:rPr>
+              <w:tab/>
+            </w:r>
+            <w:r>
+              <w:rPr>
+                <w:noProof/>
+                <w:webHidden/>
+              </w:rPr>
+              <w:fldChar w:fldCharType="begin"/>
+            </w:r>
+            <w:r>
+              <w:rPr>
+                <w:noProof/>
+                <w:webHidden/>
+              </w:rPr>
+              <w:instrText xml:space="preserve"> PAGEREF _Toc231625709 \h </w:instrText>
+            </w:r>
+            <w:r>
+              <w:rPr>
+                <w:noProof/>
+                <w:webHidden/>
+              </w:rPr>
+            </w:r>
+            <w:r>
+              <w:rPr>
+                <w:noProof/>
+                <w:webHidden/>
+              </w:rPr>
+              <w:fldChar w:fldCharType="separate"/>
+            </w:r>
+            <w:r>
+              <w:rPr>
+                <w:noProof/>
+                <w:webHidden/>
+              </w:rPr>
+              <w:t>10</w:t>
+            </w:r>
+            <w:r>
+              <w:rPr>
+                <w:noProof/>
+                <w:webHidden/>
+              </w:rPr>
+              <w:fldChar w:fldCharType="end"/>
+            </w:r>
+          </w:hyperlink>
+        </w:p>
+        <w:p>
+          <w:pPr>
+            <w:pStyle w:val="TOC1"/>
+            <w:tabs>
+              <w:tab w:val="right" w:leader="dot" w:pos="9350"/>
+            </w:tabs>
+            <w:rPr>
+              <w:noProof/>
+              <w:kern w:val="0"/>
+              <w:sz w:val="22"/>
+              <w:szCs w:val="22"/>
+              <w14:ligatures w14:val="none"/>
+            </w:rPr>
+          </w:pPr>
+          <w:hyperlink w:anchor="_Toc231625710" w:history="1">
+            <w:r>
+              <w:rPr>
+                <w:rStyle w:val="Hyperlink"/>
+                <w:noProof/>
+              </w:rPr>
+              <w:t>Activation Functions</w:t>
+            </w:r>
+            <w:r>
+              <w:rPr>
+                <w:noProof/>
+                <w:webHidden/>
+              </w:rPr>
+              <w:tab/>
+            </w:r>
+            <w:r>
+              <w:rPr>
+                <w:noProof/>
+                <w:webHidden/>
+              </w:rPr>
+              <w:fldChar w:fldCharType="begin"/>
+            </w:r>
+            <w:r>
+              <w:rPr>
+                <w:noProof/>
+                <w:webHidden/>
+              </w:rPr>
+              <w:instrText xml:space="preserve"> PAGEREF _Toc231625710 \h </w:instrText>
+            </w:r>
+            <w:r>
+              <w:rPr>
+                <w:noProof/>
+                <w:webHidden/>
+              </w:rPr>
+            </w:r>
+            <w:r>
+              <w:rPr>
+                <w:noProof/>
+                <w:webHidden/>
+              </w:rPr>
+              <w:fldChar w:fldCharType="separate"/>
+            </w:r>
+            <w:r>
+              <w:rPr>
+                <w:noProof/>
+                <w:webHidden/>
+              </w:rPr>
+              <w:t>14</w:t>
+            </w:r>
+            <w:r>
+              <w:rPr>
+                <w:noProof/>
+                <w:webHidden/>
+              </w:rPr>
+              <w:fldChar w:fldCharType="end"/>
+            </w:r>
+          </w:hyperlink>
+        </w:p>
+        <w:p>
+          <w:pPr>
+            <w:pStyle w:val="TOC1"/>
+            <w:tabs>
+              <w:tab w:val="right" w:leader="dot" w:pos="9350"/>
+            </w:tabs>
+            <w:rPr>
+              <w:noProof/>
+              <w:kern w:val="0"/>
+              <w:sz w:val="22"/>
+              <w:szCs w:val="22"/>
+              <w14:ligatures w14:val="none"/>
+            </w:rPr>
+          </w:pPr>
+          <w:hyperlink w:anchor="_Toc231625711" w:history="1">
+            <w:r>
+              <w:rPr>
+                <w:rStyle w:val="Hyperlink"/>
+                <w:noProof/>
+              </w:rPr>
+              <w:t>Deep Learning</w:t>
+            </w:r>
+            <w:r>
+              <w:rPr>
+                <w:noProof/>
+                <w:webHidden/>
+              </w:rPr>
+              <w:tab/>
+            </w:r>
+            <w:r>
+              <w:rPr>
+                <w:noProof/>
+                <w:webHidden/>
+              </w:rPr>
+              <w:fldChar w:fldCharType="begin"/>
+            </w:r>
+            <w:r>
+              <w:rPr>
+                <w:noProof/>
+                <w:webHidden/>
+              </w:rPr>
+              <w:instrText xml:space="preserve"> PAGEREF _Toc231625711 \h </w:instrText>
+            </w:r>
+            <w:r>
+              <w:rPr>
+                <w:noProof/>
+                <w:webHidden/>
+              </w:rPr>
+            </w:r>
+            <w:r>
+              <w:rPr>
+                <w:noProof/>
+                <w:webHidden/>
+              </w:rPr>
+              <w:fldChar w:fldCharType="separate"/>
+            </w:r>
+            <w:r>
+              <w:rPr>
+                <w:noProof/>
+                <w:webHidden/>
+              </w:rPr>
+              <w:t>14</w:t>
             </w:r>
             <w:r>
               <w:rPr>
@@ -206,29 +862,24 @@
     <w:p/>
     <w:p/>
     <w:p/>
-    <w:p/>
-    <w:p/>
-    <w:p/>
-    <w:p/>
-    <w:p/>
-    <w:p/>
-    <w:p/>
-    <w:p/>
-    <w:p/>
-    <w:p/>
     <w:p>
       <w:pPr>
         <w:pStyle w:val="Heading2"/>
       </w:pPr>
-      <w:bookmarkStart w:id="0" w:name="_Toc231547323"/>
+      <w:bookmarkStart w:id="0" w:name="_Toc231625701"/>
       <w:r>
-        <w:t>What problem does regression solve?</w:t>
+        <w:lastRenderedPageBreak/>
+        <w:t xml:space="preserve">What </w:t>
+      </w:r>
+      <w:r>
+        <w:t>is regression</w:t>
+      </w:r>
+      <w:r>
+        <w:t>?</w:t>
       </w:r>
       <w:bookmarkEnd w:id="0"/>
-    </w:p>
-    <w:p>
       <w:r>
-        <w:t>Regression helps us answer three questions:</w:t>
+        <w:t xml:space="preserve"> </w:t>
       </w:r>
     </w:p>
     <w:p>
@@ -244,9 +895,134 @@
     <w:p>
       <w:pPr>
         <w:pStyle w:val="ListParagraph"/>
+        <w:rPr>
+          <w:rFonts w:asciiTheme="majorHAnsi" w:eastAsiaTheme="majorEastAsia" w:hAnsiTheme="majorHAnsi" w:cstheme="majorBidi"/>
+          <w:color w:val="0F4761" w:themeColor="accent1" w:themeShade="BF"/>
+          <w:sz w:val="32"/>
+          <w:szCs w:val="32"/>
+        </w:rPr>
+      </w:pPr>
+    </w:p>
+    <w:p>
+      <w:pPr>
+        <w:rPr>
+          <w:rFonts w:asciiTheme="majorHAnsi" w:eastAsiaTheme="majorEastAsia" w:hAnsiTheme="majorHAnsi" w:cstheme="majorBidi"/>
+          <w:color w:val="0F4761" w:themeColor="accent1" w:themeShade="BF"/>
+          <w:sz w:val="32"/>
+          <w:szCs w:val="32"/>
+        </w:rPr>
+      </w:pPr>
+    </w:p>
+    <w:p>
+      <w:pPr>
+        <w:rPr>
+          <w:sz w:val="28"/>
+          <w:szCs w:val="28"/>
+        </w:rPr>
+      </w:pPr>
+      <w:r>
+        <w:rPr>
+          <w:sz w:val="28"/>
+          <w:szCs w:val="28"/>
+        </w:rPr>
+        <w:t xml:space="preserve">                                                                               </w:t>
+      </w:r>
+    </w:p>
+    <w:p>
+      <w:pPr>
+        <w:pStyle w:val="ListParagraph"/>
         <w:numPr>
           <w:ilvl w:val="0"/>
-          <w:numId w:val="32"/>
+          <w:numId w:val="30"/>
+        </w:numPr>
+        <w:rPr>
+          <w:sz w:val="28"/>
+          <w:szCs w:val="28"/>
+        </w:rPr>
+      </w:pPr>
+      <w:r>
+        <w:rPr>
+          <w:sz w:val="28"/>
+          <w:szCs w:val="28"/>
+        </w:rPr>
+        <w:t>For example, does a change in BMI lead to a change in cholesterol level? To what extent does BMI affect cholesterol?</w:t>
+      </w:r>
+    </w:p>
+    <w:p>
+      <w:pPr>
+        <w:pStyle w:val="ListParagraph"/>
+        <w:numPr>
+          <w:ilvl w:val="0"/>
+          <w:numId w:val="30"/>
+        </w:numPr>
+        <w:rPr>
+          <w:sz w:val="28"/>
+          <w:szCs w:val="28"/>
+        </w:rPr>
+      </w:pPr>
+      <w:r>
+        <w:rPr>
+          <w:sz w:val="28"/>
+          <w:szCs w:val="28"/>
+        </w:rPr>
+        <w:t>Does online advertising reach more people than newspaper advertising? If so, by what factor is the reach different?</w:t>
+      </w:r>
+    </w:p>
+    <w:p>
+      <w:pPr>
+        <w:pStyle w:val="ListParagraph"/>
+        <w:numPr>
+          <w:ilvl w:val="0"/>
+          <w:numId w:val="30"/>
+        </w:numPr>
+        <w:rPr>
+          <w:sz w:val="28"/>
+          <w:szCs w:val="28"/>
+        </w:rPr>
+      </w:pPr>
+      <w:r>
+        <w:rPr>
+          <w:sz w:val="28"/>
+          <w:szCs w:val="28"/>
+        </w:rPr>
+        <w:t>Does investing in higher education lead to higher income after five years? If so, at what rate does income increase?</w:t>
+      </w:r>
+    </w:p>
+    <w:p>
+      <w:pPr>
+        <w:rPr>
+          <w:rFonts w:asciiTheme="majorHAnsi" w:eastAsiaTheme="majorEastAsia" w:hAnsiTheme="majorHAnsi" w:cstheme="majorBidi"/>
+          <w:color w:val="0F4761" w:themeColor="accent1" w:themeShade="BF"/>
+          <w:sz w:val="32"/>
+          <w:szCs w:val="32"/>
+        </w:rPr>
+      </w:pPr>
+    </w:p>
+    <w:p>
+      <w:pPr>
+        <w:rPr>
+          <w:rFonts w:asciiTheme="majorHAnsi" w:eastAsiaTheme="majorEastAsia" w:hAnsiTheme="majorHAnsi" w:cstheme="majorBidi"/>
+          <w:color w:val="0F4761" w:themeColor="accent1" w:themeShade="BF"/>
+          <w:sz w:val="32"/>
+          <w:szCs w:val="32"/>
+        </w:rPr>
+      </w:pPr>
+      <w:r>
+        <w:rPr>
+          <w:rFonts w:asciiTheme="majorHAnsi" w:eastAsiaTheme="majorEastAsia" w:hAnsiTheme="majorHAnsi" w:cstheme="majorBidi"/>
+          <w:color w:val="0F4761" w:themeColor="accent1" w:themeShade="BF"/>
+          <w:sz w:val="32"/>
+          <w:szCs w:val="32"/>
+        </w:rPr>
+        <w:t>Regression helps on:</w:t>
+      </w:r>
+    </w:p>
+    <w:p>
+      <w:pPr>
+        <w:pStyle w:val="ListParagraph"/>
+        <w:numPr>
+          <w:ilvl w:val="0"/>
+          <w:numId w:val="45"/>
         </w:numPr>
         <w:rPr>
           <w:rFonts w:asciiTheme="majorHAnsi" w:eastAsiaTheme="majorEastAsia" w:hAnsiTheme="majorHAnsi" w:cstheme="majorBidi"/>
@@ -255,89 +1031,6 @@
           <w:szCs w:val="32"/>
         </w:rPr>
       </w:pPr>
-      <w:r>
-        <w:rPr>
-          <w:rFonts w:asciiTheme="majorHAnsi" w:eastAsiaTheme="majorEastAsia" w:hAnsiTheme="majorHAnsi" w:cstheme="majorBidi"/>
-          <w:color w:val="0F4761" w:themeColor="accent1" w:themeShade="BF"/>
-          <w:sz w:val="32"/>
-          <w:szCs w:val="32"/>
-        </w:rPr>
-        <w:t>Is there a relationship</w:t>
-      </w:r>
-      <w:r>
-        <w:rPr>
-          <w:rFonts w:asciiTheme="majorHAnsi" w:eastAsiaTheme="majorEastAsia" w:hAnsiTheme="majorHAnsi" w:cstheme="majorBidi"/>
-          <w:color w:val="0F4761" w:themeColor="accent1" w:themeShade="BF"/>
-          <w:sz w:val="32"/>
-          <w:szCs w:val="32"/>
-        </w:rPr>
-        <w:t>/ correlation/</w:t>
-      </w:r>
-      <w:proofErr w:type="spellStart"/>
-      <w:r>
-        <w:rPr>
-          <w:rFonts w:asciiTheme="majorHAnsi" w:eastAsiaTheme="majorEastAsia" w:hAnsiTheme="majorHAnsi" w:cstheme="majorBidi"/>
-          <w:color w:val="0F4761" w:themeColor="accent1" w:themeShade="BF"/>
-          <w:sz w:val="32"/>
-          <w:szCs w:val="32"/>
-        </w:rPr>
-        <w:t>assoication</w:t>
-      </w:r>
-      <w:proofErr w:type="spellEnd"/>
-      <w:r>
-        <w:rPr>
-          <w:rFonts w:asciiTheme="majorHAnsi" w:eastAsiaTheme="majorEastAsia" w:hAnsiTheme="majorHAnsi" w:cstheme="majorBidi"/>
-          <w:color w:val="0F4761" w:themeColor="accent1" w:themeShade="BF"/>
-          <w:sz w:val="32"/>
-          <w:szCs w:val="32"/>
-        </w:rPr>
-        <w:t xml:space="preserve">? </w:t>
-      </w:r>
-      <w:r>
-        <w:rPr>
-          <w:rFonts w:asciiTheme="majorHAnsi" w:eastAsiaTheme="majorEastAsia" w:hAnsiTheme="majorHAnsi" w:cstheme="majorBidi"/>
-          <w:color w:val="0F4761" w:themeColor="accent1" w:themeShade="BF"/>
-          <w:sz w:val="32"/>
-          <w:szCs w:val="32"/>
-        </w:rPr>
-        <w:t>Just because two variables move together does not mean one causes the other.</w:t>
-      </w:r>
-    </w:p>
-    <w:p>
-      <w:pPr>
-        <w:pStyle w:val="ListParagraph"/>
-        <w:numPr>
-          <w:ilvl w:val="1"/>
-          <w:numId w:val="32"/>
-        </w:numPr>
-        <w:rPr>
-          <w:rFonts w:asciiTheme="majorHAnsi" w:eastAsiaTheme="majorEastAsia" w:hAnsiTheme="majorHAnsi" w:cstheme="majorBidi"/>
-          <w:color w:val="0F4761" w:themeColor="accent1" w:themeShade="BF"/>
-          <w:sz w:val="32"/>
-          <w:szCs w:val="32"/>
-        </w:rPr>
-      </w:pPr>
-      <w:r>
-        <w:rPr>
-          <w:rFonts w:asciiTheme="majorHAnsi" w:eastAsiaTheme="majorEastAsia" w:hAnsiTheme="majorHAnsi" w:cstheme="majorBidi"/>
-          <w:color w:val="0F4761" w:themeColor="accent1" w:themeShade="BF"/>
-          <w:sz w:val="32"/>
-          <w:szCs w:val="32"/>
-        </w:rPr>
-        <w:t>Cities with more hospitals tend to have more sick people.</w:t>
-      </w:r>
-      <w:r>
-        <w:t xml:space="preserve"> </w:t>
-      </w:r>
-      <w:r>
-        <w:rPr>
-          <w:rFonts w:asciiTheme="majorHAnsi" w:eastAsiaTheme="majorEastAsia" w:hAnsiTheme="majorHAnsi" w:cstheme="majorBidi"/>
-          <w:color w:val="0F4761" w:themeColor="accent1" w:themeShade="BF"/>
-          <w:sz w:val="32"/>
-          <w:szCs w:val="32"/>
-        </w:rPr>
-        <w:t>Do hospitals make people sick?</w:t>
-      </w:r>
       <w:r>
         <w:rPr>
           <w:rFonts w:asciiTheme="majorHAnsi" w:eastAsiaTheme="majorEastAsia" w:hAnsiTheme="majorHAnsi" w:cstheme="majorBidi"/>
@@ -347,22 +1040,13 @@
         </w:rPr>
         <w:t xml:space="preserve"> </w:t>
       </w:r>
-      <w:r>
-        <w:rPr>
-          <w:rFonts w:asciiTheme="majorHAnsi" w:eastAsiaTheme="majorEastAsia" w:hAnsiTheme="majorHAnsi" w:cstheme="majorBidi"/>
-          <w:color w:val="0F4761" w:themeColor="accent1" w:themeShade="BF"/>
-          <w:sz w:val="32"/>
-          <w:szCs w:val="32"/>
-        </w:rPr>
-        <w:t>Larger cities have more people, which means both more hospitals and more sick individuals.</w:t>
-      </w:r>
     </w:p>
     <w:p>
       <w:pPr>
         <w:pStyle w:val="ListParagraph"/>
         <w:numPr>
-          <w:ilvl w:val="1"/>
-          <w:numId w:val="32"/>
+          <w:ilvl w:val="0"/>
+          <w:numId w:val="45"/>
         </w:numPr>
         <w:rPr>
           <w:rFonts w:asciiTheme="majorHAnsi" w:eastAsiaTheme="majorEastAsia" w:hAnsiTheme="majorHAnsi" w:cstheme="majorBidi"/>
@@ -371,15 +1055,6 @@
           <w:szCs w:val="32"/>
         </w:rPr>
       </w:pPr>
-      <w:r>
-        <w:rPr>
-          <w:rFonts w:asciiTheme="majorHAnsi" w:eastAsiaTheme="majorEastAsia" w:hAnsiTheme="majorHAnsi" w:cstheme="majorBidi"/>
-          <w:color w:val="0F4761" w:themeColor="accent1" w:themeShade="BF"/>
-          <w:sz w:val="32"/>
-          <w:szCs w:val="32"/>
-        </w:rPr>
-        <w:t>Children with larger shoe sizes tend to read better.</w:t>
-      </w:r>
       <w:r>
         <w:rPr>
           <w:rFonts w:asciiTheme="majorHAnsi" w:eastAsiaTheme="majorEastAsia" w:hAnsiTheme="majorHAnsi" w:cstheme="majorBidi"/>
@@ -389,15 +1064,21 @@
         </w:rPr>
         <w:t xml:space="preserve"> </w:t>
       </w:r>
-      <w:r>
+    </w:p>
+    <w:p>
+      <w:pPr>
+        <w:pStyle w:val="ListParagraph"/>
+        <w:numPr>
+          <w:ilvl w:val="0"/>
+          <w:numId w:val="45"/>
+        </w:numPr>
         <w:rPr>
           <w:rFonts w:asciiTheme="majorHAnsi" w:eastAsiaTheme="majorEastAsia" w:hAnsiTheme="majorHAnsi" w:cstheme="majorBidi"/>
           <w:color w:val="0F4761" w:themeColor="accent1" w:themeShade="BF"/>
           <w:sz w:val="32"/>
           <w:szCs w:val="32"/>
         </w:rPr>
-        <w:t>Does buying bigger shoes improve reading?</w:t>
-      </w:r>
+      </w:pPr>
       <w:r>
         <w:rPr>
           <w:rFonts w:asciiTheme="majorHAnsi" w:eastAsiaTheme="majorEastAsia" w:hAnsiTheme="majorHAnsi" w:cstheme="majorBidi"/>
@@ -407,6 +1088,21 @@
         </w:rPr>
         <w:t xml:space="preserve"> </w:t>
       </w:r>
+    </w:p>
+    <w:p>
+      <w:pPr>
+        <w:pStyle w:val="ListParagraph"/>
+        <w:numPr>
+          <w:ilvl w:val="0"/>
+          <w:numId w:val="45"/>
+        </w:numPr>
+        <w:rPr>
+          <w:rFonts w:asciiTheme="majorHAnsi" w:eastAsiaTheme="majorEastAsia" w:hAnsiTheme="majorHAnsi" w:cstheme="majorBidi"/>
+          <w:color w:val="0F4761" w:themeColor="accent1" w:themeShade="BF"/>
+          <w:sz w:val="32"/>
+          <w:szCs w:val="32"/>
+        </w:rPr>
+      </w:pPr>
       <w:r>
         <w:rPr>
           <w:rFonts w:asciiTheme="majorHAnsi" w:eastAsiaTheme="majorEastAsia" w:hAnsiTheme="majorHAnsi" w:cstheme="majorBidi"/>
@@ -414,177 +1110,30 @@
           <w:sz w:val="32"/>
           <w:szCs w:val="32"/>
         </w:rPr>
-        <w:t>Older children have bigger feet and better reading skills.</w:t>
-      </w:r>
-    </w:p>
-    <w:p>
-      <w:pPr>
-        <w:pStyle w:val="ListParagraph"/>
-        <w:numPr>
-          <w:ilvl w:val="0"/>
-          <w:numId w:val="32"/>
-        </w:numPr>
-        <w:rPr>
-          <w:rFonts w:asciiTheme="majorHAnsi" w:eastAsiaTheme="majorEastAsia" w:hAnsiTheme="majorHAnsi" w:cstheme="majorBidi"/>
-          <w:color w:val="0F4761" w:themeColor="accent1" w:themeShade="BF"/>
-          <w:sz w:val="32"/>
-          <w:szCs w:val="32"/>
-        </w:rPr>
-      </w:pPr>
-      <w:r>
-        <w:rPr>
-          <w:rFonts w:asciiTheme="majorHAnsi" w:eastAsiaTheme="majorEastAsia" w:hAnsiTheme="majorHAnsi" w:cstheme="majorBidi"/>
-          <w:color w:val="0F4761" w:themeColor="accent1" w:themeShade="BF"/>
-          <w:sz w:val="32"/>
-          <w:szCs w:val="32"/>
-        </w:rPr>
-        <w:t xml:space="preserve">How strong is it? </w:t>
-      </w:r>
-    </w:p>
-    <w:p>
-      <w:pPr>
-        <w:pStyle w:val="ListParagraph"/>
-        <w:numPr>
-          <w:ilvl w:val="0"/>
-          <w:numId w:val="32"/>
-        </w:numPr>
-        <w:rPr>
-          <w:rFonts w:asciiTheme="majorHAnsi" w:eastAsiaTheme="majorEastAsia" w:hAnsiTheme="majorHAnsi" w:cstheme="majorBidi"/>
-          <w:color w:val="0F4761" w:themeColor="accent1" w:themeShade="BF"/>
-          <w:sz w:val="32"/>
-          <w:szCs w:val="32"/>
-        </w:rPr>
-      </w:pPr>
-      <w:r>
-        <w:rPr>
-          <w:rFonts w:asciiTheme="majorHAnsi" w:eastAsiaTheme="majorEastAsia" w:hAnsiTheme="majorHAnsi" w:cstheme="majorBidi"/>
-          <w:color w:val="0F4761" w:themeColor="accent1" w:themeShade="BF"/>
-          <w:sz w:val="32"/>
-          <w:szCs w:val="32"/>
-        </w:rPr>
-        <w:t>Can we use it to make predictions and decisions?"</w:t>
-      </w:r>
-    </w:p>
-    <w:p>
-      <w:pPr>
-        <w:rPr>
-          <w:rFonts w:asciiTheme="majorHAnsi" w:eastAsiaTheme="majorEastAsia" w:hAnsiTheme="majorHAnsi" w:cstheme="majorBidi"/>
-          <w:color w:val="0F4761" w:themeColor="accent1" w:themeShade="BF"/>
-          <w:sz w:val="32"/>
-          <w:szCs w:val="32"/>
-        </w:rPr>
-      </w:pPr>
-    </w:p>
-    <w:p>
-      <w:r>
-        <w:t xml:space="preserve">Regression is the study of the </w:t>
-      </w:r>
-      <w:r>
-        <w:t>relationships</w:t>
-      </w:r>
-      <w:r>
-        <w:t xml:space="preserve"> between </w:t>
-      </w:r>
-      <w:r>
-        <w:t>variables. Predicting future outcomes. Measuring the impact of one factor on another</w:t>
-      </w:r>
-      <w:r>
-        <w:t xml:space="preserve">. Predictors are usually something easy to measure. </w:t>
-      </w:r>
-    </w:p>
-    <w:p>
-      <w:pPr>
-        <w:pStyle w:val="ListParagraph"/>
-        <w:numPr>
-          <w:ilvl w:val="0"/>
-          <w:numId w:val="30"/>
-        </w:numPr>
-      </w:pPr>
-      <w:r>
-        <w:t>For example, does a change in BMI lead to a change in cholesterol level? To what extent does BMI affect cholesterol?</w:t>
-      </w:r>
-    </w:p>
-    <w:p>
-      <w:pPr>
-        <w:pStyle w:val="ListParagraph"/>
-        <w:numPr>
-          <w:ilvl w:val="0"/>
-          <w:numId w:val="30"/>
-        </w:numPr>
-      </w:pPr>
-      <w:r>
-        <w:t>Does online advertising reach more people than newspaper advertising? If so, by what factor is the reach different?</w:t>
-      </w:r>
-    </w:p>
-    <w:p>
-      <w:pPr>
-        <w:pStyle w:val="ListParagraph"/>
-        <w:numPr>
-          <w:ilvl w:val="0"/>
-          <w:numId w:val="30"/>
-        </w:numPr>
-      </w:pPr>
-      <w:r>
-        <w:t>Does investing in higher education lead to higher income after five years? If so, at what rate does income increase?</w:t>
+        <w:t xml:space="preserve"> </w:t>
       </w:r>
     </w:p>
     <w:p/>
     <w:p/>
-    <w:p>
-      <w:r>
-        <w:t>Making decisions</w:t>
-      </w:r>
-    </w:p>
-    <w:p>
-      <w:pPr>
-        <w:pStyle w:val="ListParagraph"/>
-        <w:numPr>
-          <w:ilvl w:val="0"/>
-          <w:numId w:val="31"/>
-        </w:numPr>
-      </w:pPr>
+    <w:p/>
+    <w:p/>
+    <w:p/>
+    <w:p/>
+    <w:p/>
+    <w:p>
+      <w:pPr>
+        <w:pStyle w:val="Heading2"/>
+      </w:pPr>
+      <w:bookmarkStart w:id="1" w:name="_Toc231625702"/>
       <w:r>
         <w:lastRenderedPageBreak/>
-        <w:t>Should a health program target BMI reduction?</w:t>
-      </w:r>
-    </w:p>
-    <w:p>
-      <w:pPr>
-        <w:pStyle w:val="ListParagraph"/>
-        <w:numPr>
-          <w:ilvl w:val="0"/>
-          <w:numId w:val="31"/>
-        </w:numPr>
-      </w:pPr>
-      <w:r>
-        <w:t>Should a company spend more on online ads?</w:t>
-      </w:r>
-    </w:p>
-    <w:p>
-      <w:pPr>
-        <w:pStyle w:val="ListParagraph"/>
-        <w:numPr>
-          <w:ilvl w:val="0"/>
-          <w:numId w:val="31"/>
-        </w:numPr>
-      </w:pPr>
-      <w:r>
-        <w:t>Is additional education likely to provide a worthwhile return?</w:t>
-      </w:r>
-    </w:p>
-    <w:p>
-      <w:pPr>
-        <w:pStyle w:val="Heading2"/>
-      </w:pPr>
-      <w:bookmarkStart w:id="1" w:name="_Toc231547324"/>
-      <w:r>
         <w:t>Example</w:t>
       </w:r>
       <w:bookmarkEnd w:id="1"/>
     </w:p>
     <w:p>
       <w:r>
-        <w:t>Let's start with a simple question. Looking at this scatter plot, what do you notice?</w:t>
+        <w:t xml:space="preserve">Let's start with a simple question. </w:t>
       </w:r>
     </w:p>
     <w:p>
@@ -634,9 +1183,11 @@
       <w:pPr>
         <w:pStyle w:val="Heading3"/>
       </w:pPr>
+      <w:bookmarkStart w:id="2" w:name="_Toc231625703"/>
       <w:r>
         <w:t>What are your observations?</w:t>
       </w:r>
+      <w:bookmarkEnd w:id="2"/>
     </w:p>
     <w:p>
       <w:pPr>
@@ -647,7 +1198,7 @@
         </w:numPr>
       </w:pPr>
       <w:r>
-        <w:t>Each dot represents a mother-daughter pair.</w:t>
+        <w:t xml:space="preserve"> </w:t>
       </w:r>
     </w:p>
     <w:p>
@@ -659,7 +1210,7 @@
         </w:numPr>
       </w:pPr>
       <w:r>
-        <w:t>There appears to be an upward trend</w:t>
+        <w:t xml:space="preserve"> </w:t>
       </w:r>
     </w:p>
     <w:p>
@@ -671,10 +1222,7 @@
         </w:numPr>
       </w:pPr>
       <w:r>
-        <w:t xml:space="preserve">There is a positive correlation meaning. </w:t>
-      </w:r>
-      <w:r>
-        <w:t xml:space="preserve">As mother's height increases, daughter's height tends to increase. </w:t>
+        <w:t xml:space="preserve"> </w:t>
       </w:r>
     </w:p>
     <w:p>
@@ -686,22 +1234,46 @@
         </w:numPr>
       </w:pPr>
       <w:r>
+        <w:t xml:space="preserve"> </w:t>
+      </w:r>
+    </w:p>
+    <w:p>
+      <w:pPr>
+        <w:pStyle w:val="ListParagraph"/>
+        <w:numPr>
+          <w:ilvl w:val="0"/>
+          <w:numId w:val="36"/>
+        </w:numPr>
+      </w:pPr>
+      <w:r>
+        <w:t xml:space="preserve"> </w:t>
+      </w:r>
+    </w:p>
+    <w:p>
+      <w:pPr>
+        <w:pStyle w:val="ListParagraph"/>
+        <w:numPr>
+          <w:ilvl w:val="0"/>
+          <w:numId w:val="36"/>
+        </w:numPr>
+      </w:pPr>
+      <w:r>
         <w:rPr>
           <w:noProof/>
         </w:rPr>
         <w:drawing>
-          <wp:anchor distT="0" distB="0" distL="114300" distR="114300" simplePos="0" relativeHeight="251659264" behindDoc="0" locked="0" layoutInCell="1" allowOverlap="1" wp14:anchorId="34344CDD" wp14:editId="5940D002">
+          <wp:anchor distT="0" distB="0" distL="114300" distR="114300" simplePos="0" relativeHeight="251658240" behindDoc="0" locked="0" layoutInCell="1" allowOverlap="1" wp14:anchorId="31969D91" wp14:editId="074147E2">
             <wp:simplePos x="0" y="0"/>
-            <wp:positionH relativeFrom="column">
-              <wp:posOffset>3206750</wp:posOffset>
+            <wp:positionH relativeFrom="margin">
+              <wp:posOffset>1390650</wp:posOffset>
             </wp:positionH>
             <wp:positionV relativeFrom="paragraph">
-              <wp:posOffset>238760</wp:posOffset>
+              <wp:posOffset>205105</wp:posOffset>
             </wp:positionV>
-            <wp:extent cx="2971800" cy="2837815"/>
-            <wp:effectExtent l="0" t="0" r="0" b="635"/>
-            <wp:wrapSquare wrapText="bothSides"/>
-            <wp:docPr id="1651117031" name="Picture 2"/>
+            <wp:extent cx="3533775" cy="3428365"/>
+            <wp:effectExtent l="0" t="0" r="9525" b="635"/>
+            <wp:wrapTopAndBottom/>
+            <wp:docPr id="1990662359" name="Picture 1"/>
             <wp:cNvGraphicFramePr>
               <a:graphicFrameLocks xmlns:a="http://schemas.openxmlformats.org/drawingml/2006/main" noChangeAspect="1"/>
             </wp:cNvGraphicFramePr>
@@ -709,13 +1281,13 @@
               <a:graphicData uri="http://schemas.openxmlformats.org/drawingml/2006/picture">
                 <pic:pic xmlns:pic="http://schemas.openxmlformats.org/drawingml/2006/picture">
                   <pic:nvPicPr>
-                    <pic:cNvPr id="0" name="Picture 3"/>
+                    <pic:cNvPr id="0" name="Picture 1"/>
                     <pic:cNvPicPr>
                       <a:picLocks noChangeAspect="1" noChangeArrowheads="1"/>
                     </pic:cNvPicPr>
                   </pic:nvPicPr>
                   <pic:blipFill>
-                    <a:blip r:embed="rId7">
+                    <a:blip r:embed="rId7" cstate="print">
                       <a:extLst>
                         <a:ext uri="{28A0092B-C50C-407E-A947-70E740481C1C}">
                           <a14:useLocalDpi xmlns:a14="http://schemas.microsoft.com/office/drawing/2010/main" val="0"/>
@@ -730,7 +1302,7 @@
                   <pic:spPr bwMode="auto">
                     <a:xfrm>
                       <a:off x="0" y="0"/>
-                      <a:ext cx="2971800" cy="2837815"/>
+                      <a:ext cx="3533775" cy="3428365"/>
                     </a:xfrm>
                     <a:prstGeom prst="rect">
                       <a:avLst/>
@@ -753,154 +1325,21 @@
         </w:drawing>
       </w:r>
       <w:r>
-        <w:rPr>
-          <w:noProof/>
-        </w:rPr>
-        <w:drawing>
-          <wp:anchor distT="0" distB="0" distL="114300" distR="114300" simplePos="0" relativeHeight="251658240" behindDoc="0" locked="0" layoutInCell="1" allowOverlap="1" wp14:anchorId="31969D91" wp14:editId="1551E9A4">
-            <wp:simplePos x="0" y="0"/>
-            <wp:positionH relativeFrom="column">
-              <wp:posOffset>57150</wp:posOffset>
-            </wp:positionH>
-            <wp:positionV relativeFrom="paragraph">
-              <wp:posOffset>276860</wp:posOffset>
-            </wp:positionV>
-            <wp:extent cx="2886075" cy="2800350"/>
-            <wp:effectExtent l="0" t="0" r="9525" b="0"/>
-            <wp:wrapTopAndBottom/>
-            <wp:docPr id="1990662359" name="Picture 1"/>
-            <wp:cNvGraphicFramePr>
-              <a:graphicFrameLocks xmlns:a="http://schemas.openxmlformats.org/drawingml/2006/main" noChangeAspect="1"/>
-            </wp:cNvGraphicFramePr>
-            <a:graphic xmlns:a="http://schemas.openxmlformats.org/drawingml/2006/main">
-              <a:graphicData uri="http://schemas.openxmlformats.org/drawingml/2006/picture">
-                <pic:pic xmlns:pic="http://schemas.openxmlformats.org/drawingml/2006/picture">
-                  <pic:nvPicPr>
-                    <pic:cNvPr id="0" name="Picture 1"/>
-                    <pic:cNvPicPr>
-                      <a:picLocks noChangeAspect="1" noChangeArrowheads="1"/>
-                    </pic:cNvPicPr>
-                  </pic:nvPicPr>
-                  <pic:blipFill>
-                    <a:blip r:embed="rId8" cstate="print">
-                      <a:extLst>
-                        <a:ext uri="{28A0092B-C50C-407E-A947-70E740481C1C}">
-                          <a14:useLocalDpi xmlns:a14="http://schemas.microsoft.com/office/drawing/2010/main" val="0"/>
-                        </a:ext>
-                      </a:extLst>
-                    </a:blip>
-                    <a:srcRect/>
-                    <a:stretch>
-                      <a:fillRect/>
-                    </a:stretch>
-                  </pic:blipFill>
-                  <pic:spPr bwMode="auto">
-                    <a:xfrm>
-                      <a:off x="0" y="0"/>
-                      <a:ext cx="2886075" cy="2800350"/>
-                    </a:xfrm>
-                    <a:prstGeom prst="rect">
-                      <a:avLst/>
-                    </a:prstGeom>
-                    <a:noFill/>
-                    <a:ln>
-                      <a:noFill/>
-                    </a:ln>
-                  </pic:spPr>
-                </pic:pic>
-              </a:graphicData>
-            </a:graphic>
-            <wp14:sizeRelH relativeFrom="margin">
-              <wp14:pctWidth>0</wp14:pctWidth>
-            </wp14:sizeRelH>
-            <wp14:sizeRelV relativeFrom="margin">
-              <wp14:pctHeight>0</wp14:pctHeight>
-            </wp14:sizeRelV>
-          </wp:anchor>
-        </w:drawing>
+        <w:t xml:space="preserve"> </w:t>
       </w:r>
-      <w:r>
-        <w:t>separated points either well separated from others on v and h, leverage (h)outliers(v)</w:t>
-      </w:r>
-    </w:p>
-    <w:p>
-      <w:pPr>
-        <w:pStyle w:val="ListParagraph"/>
-        <w:numPr>
-          <w:ilvl w:val="0"/>
-          <w:numId w:val="36"/>
-        </w:numPr>
-      </w:pPr>
+    </w:p>
+    <w:p>
+      <w:pPr>
+        <w:pStyle w:val="Heading3"/>
+      </w:pPr>
+      <w:bookmarkStart w:id="3" w:name="_Toc231625704"/>
       <w:r>
         <w:lastRenderedPageBreak/>
-        <w:t>What daughter’s heigh should we expect given a 65 inches tall mother?</w:t>
-      </w:r>
-    </w:p>
-    <w:p>
-      <w:pPr>
-        <w:pStyle w:val="ListParagraph"/>
-        <w:numPr>
-          <w:ilvl w:val="0"/>
-          <w:numId w:val="36"/>
-        </w:numPr>
-      </w:pPr>
-      <w:r>
-        <w:t>Daughter Height=β0</w:t>
-      </w:r>
-      <w:r>
-        <w:rPr>
-          <w:rFonts w:ascii="Arial" w:hAnsi="Arial" w:cs="Arial"/>
-        </w:rPr>
-        <w:t>​</w:t>
-      </w:r>
-      <w:r>
-        <w:t>+</w:t>
-      </w:r>
-      <w:r>
-        <w:rPr>
-          <w:rFonts w:ascii="Aptos" w:hAnsi="Aptos" w:cs="Aptos"/>
-        </w:rPr>
-        <w:t>β</w:t>
-      </w:r>
-      <w:r>
-        <w:t>1</w:t>
-      </w:r>
-      <w:r>
-        <w:rPr>
-          <w:rFonts w:ascii="Arial" w:hAnsi="Arial" w:cs="Arial"/>
-        </w:rPr>
-        <w:t>​</w:t>
-      </w:r>
-      <w:r>
-        <w:t>(Mother</w:t>
-      </w:r>
-      <w:r>
-        <w:rPr>
-          <w:rFonts w:ascii="Aptos" w:hAnsi="Aptos" w:cs="Aptos"/>
-        </w:rPr>
-        <w:t> </w:t>
-      </w:r>
-      <w:r>
-        <w:t>Height)</w:t>
-      </w:r>
-    </w:p>
-    <w:p>
-      <w:pPr>
-        <w:pStyle w:val="Heading3"/>
-      </w:pPr>
-      <w:r>
         <w:t>What line is a good line</w:t>
       </w:r>
+      <w:bookmarkEnd w:id="3"/>
     </w:p>
     <w:p/>
-    <w:p>
-      <w:pPr>
-        <w:pStyle w:val="Quote"/>
-      </w:pPr>
-      <w:r>
-        <w:t>We want the line's predictions to be as close as possible to the actual observations.</w:t>
-      </w:r>
-    </w:p>
     <w:p>
       <w:r>
         <w:rPr>
@@ -922,7 +1361,7 @@
                     <pic:cNvPicPr/>
                   </pic:nvPicPr>
                   <pic:blipFill>
-                    <a:blip r:embed="rId9"/>
+                    <a:blip r:embed="rId8"/>
                     <a:stretch>
                       <a:fillRect/>
                     </a:stretch>
@@ -943,20 +1382,30 @@
         </w:drawing>
       </w:r>
     </w:p>
-    <w:p>
+    <w:p/>
+    <w:p/>
+    <w:p>
+      <w:pPr>
+        <w:rPr>
+          <w:color w:val="FF0000"/>
+          <w:sz w:val="28"/>
+          <w:szCs w:val="28"/>
+        </w:rPr>
+      </w:pPr>
       <w:r>
-        <w:t>For this mother, the line might predict a daughter height of 64 inches, but the actual daughter is 66 inches. The difference between the actual value and the prediction is called residual.</w:t>
+        <w:rPr>
+          <w:color w:val="FF0000"/>
+          <w:sz w:val="28"/>
+          <w:szCs w:val="28"/>
+        </w:rPr>
+        <w:t>“</w:t>
       </w:r>
       <w:r>
-        <w:t xml:space="preserve"> </w:t>
-      </w:r>
-      <w:r>
-        <w:t>Every point has its own residual. If we simply added all the errors together, the positive and negative errors would cancel each other out. To avoid that, we square the errors."</w:t>
-      </w:r>
-      <w:r>
-        <w:t xml:space="preserve"> </w:t>
-      </w:r>
-      <w:r>
+        <w:rPr>
+          <w:color w:val="FF0000"/>
+          <w:sz w:val="28"/>
+          <w:szCs w:val="28"/>
+        </w:rPr>
         <w:t>The best-fit line is the line that makes the total squared error as small as possible."</w:t>
       </w:r>
     </w:p>
@@ -979,7 +1428,13 @@
                 <w:rPr>
                   <w:rFonts w:ascii="Cambria Math" w:hAnsi="Cambria Math"/>
                 </w:rPr>
-                <m:t>i=1</m:t>
+                <m:t>i</m:t>
+              </m:r>
+              <m:r>
+                <w:rPr>
+                  <w:rFonts w:ascii="Cambria Math" w:hAnsi="Cambria Math"/>
+                </w:rPr>
+                <m:t>=1</m:t>
               </m:r>
             </m:sub>
             <m:sup>
@@ -1094,11 +1549,8 @@
         </m:oMath>
       </m:oMathPara>
     </w:p>
-    <w:p>
-      <w:r>
-        <w:t>Don't worry about the notation. The idea is simple: measure how far every point is from the line, square those distances, add them up, and choose the line that makes that total as small as possible.</w:t>
-      </w:r>
-    </w:p>
+    <w:p/>
+    <w:p/>
     <w:p>
       <m:oMathPara>
         <m:oMath>
@@ -1118,58 +1570,33 @@
           <w:b/>
           <w:bCs/>
         </w:rPr>
-        <w:lastRenderedPageBreak/>
         <w:t>Slope (0.54)</w:t>
       </w:r>
     </w:p>
+    <w:p/>
     <w:p>
       <w:r>
-        <w:t>"The number 0.54 is the most important part of the equation. It tells us how much the daughter's expected height changes when the mother's height increases by one inch.</w:t>
-      </w:r>
-      <w:r>
-        <w:t xml:space="preserve"> </w:t>
-      </w:r>
-      <w:r>
-        <w:t>For every additional inch in a mother's height, the daughter's expected height increases by approximately 0.54 inches on average.</w:t>
-      </w:r>
-      <w:r>
-        <w:t xml:space="preserve"> </w:t>
-      </w:r>
-      <w:r>
-        <w:t>Comparing two mothers who differ by 10 inches in height, we would expect their daughters to differ by about 5.4 inches on average.</w:t>
-      </w:r>
-    </w:p>
-    <w:p>
-      <w:r>
+        <w:rPr>
+          <w:b/>
+          <w:bCs/>
+        </w:rPr>
+        <w:lastRenderedPageBreak/>
         <w:t>Intercept</w:t>
       </w:r>
     </w:p>
     <w:p>
-      <w:r>
-        <w:t>No. Nobody has a height of 0 inches. The intercept is simply where the line crosses the vertical axis. It helps position the line correctly, but it may not have a meaningful real-world interpretation.</w:t>
-      </w:r>
-    </w:p>
-    <w:p>
-      <w:r>
-        <w:t xml:space="preserve">Only interpret the intercept if </w:t>
-      </w:r>
-      <m:oMath>
-        <m:r>
-          <w:rPr>
-            <w:rFonts w:ascii="Cambria Math" w:hAnsi="Cambria Math"/>
-          </w:rPr>
-          <m:t>X=0</m:t>
-        </m:r>
-      </m:oMath>
-      <w:r>
-        <w:t>is realistic and meaningful in the context of the problem.</w:t>
-      </w:r>
-      <w:r>
-        <w:t xml:space="preserve"> </w:t>
-      </w:r>
-      <w:r>
-        <w:t>Monthly electric bill = $20 + $0.15 × (kWh used)</w:t>
-      </w:r>
+      <w:pPr>
+        <w:rPr>
+          <w:noProof/>
+        </w:rPr>
+      </w:pPr>
+    </w:p>
+    <w:p>
+      <w:pPr>
+        <w:rPr>
+          <w:noProof/>
+        </w:rPr>
+      </w:pPr>
     </w:p>
     <w:p>
       <w:pPr>
@@ -1201,7 +1628,7 @@
                     </pic:cNvPicPr>
                   </pic:nvPicPr>
                   <pic:blipFill rotWithShape="1">
-                    <a:blip r:embed="rId10">
+                    <a:blip r:embed="rId9">
                       <a:extLst>
                         <a:ext uri="{28A0092B-C50C-407E-A947-70E740481C1C}">
                           <a14:useLocalDpi xmlns:a14="http://schemas.microsoft.com/office/drawing/2010/main" val="0"/>
@@ -1247,33 +1674,7 @@
         </w:numPr>
       </w:pPr>
       <w:r>
-        <w:t xml:space="preserve">For every additional </w:t>
-      </w:r>
-      <w:r>
-        <w:rPr>
-          <w:b/>
-          <w:bCs/>
-        </w:rPr>
-        <w:t>1 inch</w:t>
-      </w:r>
-      <w:r>
-        <w:t xml:space="preserve"> in mother’s height, the daughter’s predicted height increases by about </w:t>
-      </w:r>
-      <w:r>
-        <w:rPr>
-          <w:b/>
-          <w:bCs/>
-        </w:rPr>
-        <w:t>0.54 inches on average</w:t>
-      </w:r>
-      <w:r>
-        <w:t>.</w:t>
-      </w:r>
-      <w:r>
-        <w:rPr>
-          <w:rFonts w:hint="eastAsia"/>
-        </w:rPr>
-        <w:t xml:space="preserve"> So if mother A is 10 inches taller than Mother B, the model tells usher daughter would be 5 inches taller on average.</w:t>
+        <w:t xml:space="preserve"> </w:t>
       </w:r>
     </w:p>
     <w:p>
@@ -1285,11 +1686,7 @@
         </w:numPr>
       </w:pPr>
       <w:r>
-        <w:rPr>
-          <w:rFonts w:hint="eastAsia"/>
-        </w:rPr>
-        <w:lastRenderedPageBreak/>
-        <w:t>The p-value shows strong evidence that mother height and daughter height are positively related</w:t>
+        <w:t xml:space="preserve"> </w:t>
       </w:r>
     </w:p>
     <w:p>
@@ -1301,37 +1698,7 @@
         </w:numPr>
       </w:pPr>
       <w:r>
-        <w:rPr>
-          <w:rFonts w:hint="eastAsia"/>
-        </w:rPr>
-        <w:t>C</w:t>
-      </w:r>
-      <w:r>
-        <w:t>o</w:t>
-      </w:r>
-      <w:r>
-        <w:rPr>
-          <w:rFonts w:hint="eastAsia"/>
-        </w:rPr>
-        <w:t xml:space="preserve">nfidence interval </w:t>
-      </w:r>
-      <w:r>
-        <w:t>doesn’t</w:t>
-      </w:r>
-      <w:r>
-        <w:rPr>
-          <w:rFonts w:hint="eastAsia"/>
-        </w:rPr>
-        <w:t xml:space="preserve"> include 0 </w:t>
-      </w:r>
-      <w:r>
-        <w:t>corroborating</w:t>
-      </w:r>
-      <w:r>
-        <w:rPr>
-          <w:rFonts w:hint="eastAsia"/>
-        </w:rPr>
-        <w:t xml:space="preserve"> the significance of mother height impact on daughter height</w:t>
+        <w:t xml:space="preserve"> </w:t>
       </w:r>
     </w:p>
     <w:p>
@@ -1343,106 +1710,37 @@
         </w:numPr>
       </w:pPr>
       <w:r>
-        <w:t xml:space="preserve">The </w:t>
-      </w:r>
-      <m:oMath>
-        <m:sSup>
-          <m:sSupPr>
-            <m:ctrlPr>
-              <w:rPr>
-                <w:rFonts w:ascii="Cambria Math" w:hAnsi="Cambria Math"/>
-              </w:rPr>
-            </m:ctrlPr>
-          </m:sSupPr>
-          <m:e>
-            <m:r>
-              <w:rPr>
-                <w:rFonts w:ascii="Cambria Math" w:hAnsi="Cambria Math"/>
-              </w:rPr>
-              <m:t>R</m:t>
-            </m:r>
-          </m:e>
-          <m:sup>
-            <m:r>
-              <w:rPr>
-                <w:rFonts w:ascii="Cambria Math" w:hAnsi="Cambria Math"/>
-              </w:rPr>
-              <m:t>2</m:t>
-            </m:r>
-          </m:sup>
-        </m:sSup>
-      </m:oMath>
-      <w:r>
-        <w:t xml:space="preserve">value is </w:t>
-      </w:r>
-      <w:r>
-        <w:rPr>
-          <w:b/>
-          <w:bCs/>
-        </w:rPr>
-        <w:t>0.259</w:t>
-      </w:r>
-      <w:r>
-        <w:t xml:space="preserve">. This means mother height explains about </w:t>
-      </w:r>
-      <w:r>
-        <w:rPr>
-          <w:b/>
-          <w:bCs/>
-        </w:rPr>
-        <w:t>25.9%</w:t>
-      </w:r>
-      <w:r>
-        <w:t xml:space="preserve"> of the variation in daughter height.</w:t>
-      </w:r>
-      <w:r>
-        <w:rPr>
-          <w:rFonts w:hint="eastAsia"/>
-        </w:rPr>
         <w:t xml:space="preserve"> </w:t>
       </w:r>
-      <w:r>
-        <w:t xml:space="preserve">That is meaningful, but it is not everything. About </w:t>
-      </w:r>
-      <w:r>
-        <w:rPr>
-          <w:b/>
-          <w:bCs/>
-        </w:rPr>
-        <w:t>74.1%</w:t>
-      </w:r>
-      <w:r>
-        <w:t xml:space="preserve"> of the variation is still not explained by mother height alone. Other factors matter, such as father height, genetics more broadly, nutrition, environment, and random biological variation.</w:t>
-      </w:r>
-    </w:p>
-    <w:p>
-      <w:pPr>
-        <w:pStyle w:val="ListParagraph"/>
-        <w:numPr>
-          <w:ilvl w:val="0"/>
-          <w:numId w:val="37"/>
-        </w:numPr>
-      </w:pPr>
-      <w:r>
-        <w:rPr>
-          <w:rFonts w:hint="eastAsia"/>
-        </w:rPr>
-        <w:t xml:space="preserve">The F-statistic, also tells the overall model is statistically </w:t>
-      </w:r>
-      <w:r>
-        <w:t>useful</w:t>
-      </w:r>
-      <w:r>
-        <w:rPr>
-          <w:rFonts w:hint="eastAsia"/>
-        </w:rPr>
-        <w:t xml:space="preserve"> compared with a model with no predictor</w:t>
-      </w:r>
+    </w:p>
+    <w:p>
+      <w:pPr>
+        <w:ind w:left="360"/>
+      </w:pPr>
+    </w:p>
+    <w:p>
+      <w:pPr>
+        <w:ind w:left="360"/>
+      </w:pPr>
+    </w:p>
+    <w:p>
+      <w:pPr>
+        <w:ind w:left="360"/>
+      </w:pPr>
+    </w:p>
+    <w:p>
+      <w:pPr>
+        <w:ind w:left="360"/>
+      </w:pPr>
     </w:p>
     <w:p/>
     <w:p/>
     <w:p>
+      <w:pPr>
+        <w:pStyle w:val="Heading2"/>
+      </w:pPr>
       <w:r>
+        <w:lastRenderedPageBreak/>
         <w:t xml:space="preserve">A practical example </w:t>
       </w:r>
       <w:proofErr w:type="spellStart"/>
@@ -1463,17 +1761,7 @@
         </w:numPr>
       </w:pPr>
       <w:r>
-        <w:t xml:space="preserve">about </w:t>
-      </w:r>
-      <w:r>
-        <w:rPr>
-          <w:b/>
-          <w:bCs/>
-        </w:rPr>
-        <w:t>82.4% of the variation in mpg</w:t>
-      </w:r>
-      <w:r>
-        <w:t xml:space="preserve"> is explained by these predictors together. The overall model is statistically significant because the F-test p-value is extremely small.</w:t>
+        <w:t xml:space="preserve"> </w:t>
       </w:r>
     </w:p>
     <w:p>
@@ -1485,20 +1773,7 @@
         </w:numPr>
       </w:pPr>
       <w:r>
-        <w:t>Model year:</w:t>
-      </w:r>
-      <w:r>
-        <w:t xml:space="preserve"> Holding the other variables fixed, each one-year newer model is associated with about </w:t>
-      </w:r>
-      <w:r>
-        <w:rPr>
-          <w:b/>
-          <w:bCs/>
-        </w:rPr>
-        <w:t>0.78 higher mpg</w:t>
-      </w:r>
-      <w:r>
-        <w:t xml:space="preserve"> on average. This is one of the strongest and most significant predictors.</w:t>
+        <w:t xml:space="preserve"> </w:t>
       </w:r>
     </w:p>
     <w:p>
@@ -1510,36 +1785,7 @@
         </w:numPr>
       </w:pPr>
       <w:r>
-        <w:t>Weight:</w:t>
-      </w:r>
-      <w:r>
-        <w:t xml:space="preserve"> For every additional </w:t>
-      </w:r>
-      <w:r>
-        <w:rPr>
-          <w:b/>
-          <w:bCs/>
-        </w:rPr>
-        <w:t>100 pounds</w:t>
-      </w:r>
-      <w:r>
-        <w:t>, mpg decreases</w:t>
-      </w:r>
-      <w:r>
-        <w:t xml:space="preserve"> by -0.67. </w:t>
-      </w:r>
-      <w:r>
-        <w:t xml:space="preserve">So, a car that is 100 pounds heavier is predicted to have about </w:t>
-      </w:r>
-      <w:r>
-        <w:rPr>
-          <w:b/>
-          <w:bCs/>
-        </w:rPr>
-        <w:t>0.67 lower mpg</w:t>
-      </w:r>
-      <w:r>
-        <w:t>, on average.</w:t>
+        <w:t xml:space="preserve"> </w:t>
       </w:r>
     </w:p>
     <w:p>
@@ -1551,42 +1797,7 @@
         </w:numPr>
       </w:pPr>
       <w:r>
-        <w:t xml:space="preserve">(1) USA : </w:t>
-      </w:r>
-      <w:r>
-        <w:t>USA is the reference group.</w:t>
-      </w:r>
-      <w:r>
         <w:t xml:space="preserve"> </w:t>
-      </w:r>
-      <w:r>
-        <w:t xml:space="preserve">European cars are predicted to have about </w:t>
-      </w:r>
-      <w:r>
-        <w:rPr>
-          <w:b/>
-          <w:bCs/>
-        </w:rPr>
-        <w:t>2.63 higher mpg</w:t>
-      </w:r>
-      <w:r>
-        <w:t xml:space="preserve"> than comparable USA cars.</w:t>
-      </w:r>
-      <w:r>
-        <w:t xml:space="preserve"> </w:t>
-      </w:r>
-      <w:r>
-        <w:t xml:space="preserve">Japanese cars are predicted to have about </w:t>
-      </w:r>
-      <w:r>
-        <w:rPr>
-          <w:b/>
-          <w:bCs/>
-        </w:rPr>
-        <w:t>2.85 higher mpg</w:t>
-      </w:r>
-      <w:r>
-        <w:t xml:space="preserve"> than comparable USA cars.</w:t>
       </w:r>
     </w:p>
     <w:p/>
@@ -1596,6 +1807,9 @@
       </w:r>
     </w:p>
     <w:p>
+      <w:pPr>
+        <w:pStyle w:val="Heading3"/>
+      </w:pPr>
       <w:r>
         <w:t xml:space="preserve">Three </w:t>
       </w:r>
@@ -1617,7 +1831,7 @@
         </w:numPr>
       </w:pPr>
       <w:r>
-        <w:t xml:space="preserve"> Start with domain logic</w:t>
+        <w:t xml:space="preserve"> </w:t>
       </w:r>
     </w:p>
     <w:p>
@@ -1629,21 +1843,7 @@
         </w:numPr>
       </w:pPr>
       <w:r>
-        <w:t xml:space="preserve">weight, </w:t>
-      </w:r>
-      <w:proofErr w:type="spellStart"/>
-      <w:r>
-        <w:t>model_year</w:t>
-      </w:r>
-      <w:proofErr w:type="spellEnd"/>
-      <w:r>
-        <w:t>, origin, horsepower, displacement, cylinders, acceleration</w:t>
-      </w:r>
-      <w:r>
-        <w:t>.</w:t>
-      </w:r>
-      <w:r>
-        <w:t xml:space="preserve"> But some are overlapping. For example, heavier cars often have larger displacement, more cylinders, and more horsepower. So not all of them may be needed together.</w:t>
+        <w:t xml:space="preserve"> </w:t>
       </w:r>
     </w:p>
     <w:p>
@@ -1655,29 +1855,42 @@
         </w:numPr>
       </w:pPr>
       <w:r>
-        <w:lastRenderedPageBreak/>
-        <w:t>Build more and make comparison using adjusted R2, AIC, Simpler model is preferred</w:t>
+        <w:t xml:space="preserve"> </w:t>
       </w:r>
     </w:p>
     <w:p/>
     <w:p>
       <w:r>
-        <w:t>For this dataset, a reasonable model would keep weight, model year, and origin. These variables are statistically significant, easy to interpret, and strongly related to mpg.</w:t>
+        <w:t xml:space="preserve"> </w:t>
       </w:r>
     </w:p>
     <w:p/>
     <w:p/>
+    <w:p/>
+    <w:p/>
+    <w:p/>
+    <w:p/>
+    <w:p/>
+    <w:p/>
+    <w:p/>
+    <w:p/>
+    <w:p/>
+    <w:p/>
+    <w:p/>
     <w:p>
       <w:pPr>
         <w:pStyle w:val="Heading2"/>
       </w:pPr>
+      <w:bookmarkStart w:id="4" w:name="_Toc231625705"/>
       <w:r>
+        <w:lastRenderedPageBreak/>
         <w:t>Classification</w:t>
       </w:r>
+      <w:bookmarkEnd w:id="4"/>
     </w:p>
     <w:p>
       <w:r>
-        <w:t>So far, we've looked at regression. Regression answers questions where the outcome is a number</w:t>
+        <w:t xml:space="preserve"> </w:t>
       </w:r>
     </w:p>
     <w:p>
@@ -1704,11 +1917,6 @@
             <w:tcW w:w="4675" w:type="dxa"/>
           </w:tcPr>
           <w:p>
-            <w:pPr>
-              <w:rPr>
-                <w:rFonts w:hint="eastAsia"/>
-              </w:rPr>
-            </w:pPr>
             <w:r>
               <w:rPr>
                 <w:rFonts w:hint="eastAsia"/>
@@ -1722,11 +1930,6 @@
             <w:tcW w:w="4675" w:type="dxa"/>
           </w:tcPr>
           <w:p>
-            <w:pPr>
-              <w:rPr>
-                <w:rFonts w:hint="eastAsia"/>
-              </w:rPr>
-            </w:pPr>
             <w:r>
               <w:rPr>
                 <w:rFonts w:hint="eastAsia"/>
@@ -1746,105 +1949,14 @@
               <w:tabs>
                 <w:tab w:val="left" w:pos="1530"/>
               </w:tabs>
-              <w:rPr>
-                <w:rFonts w:hint="eastAsia"/>
-              </w:rPr>
             </w:pPr>
-            <w:r>
-              <w:tab/>
-            </w:r>
-            <w:r>
-              <w:t>What will the house sell for?</w:t>
-            </w:r>
           </w:p>
         </w:tc>
         <w:tc>
           <w:tcPr>
             <w:tcW w:w="4675" w:type="dxa"/>
           </w:tcPr>
-          <w:tbl>
-            <w:tblPr>
-              <w:tblW w:w="0" w:type="auto"/>
-              <w:tblCellSpacing w:w="15" w:type="dxa"/>
-              <w:tblCellMar>
-                <w:top w:w="15" w:type="dxa"/>
-                <w:left w:w="15" w:type="dxa"/>
-                <w:bottom w:w="15" w:type="dxa"/>
-                <w:right w:w="15" w:type="dxa"/>
-              </w:tblCellMar>
-              <w:tblLook w:val="04A0" w:firstRow="1" w:lastRow="0" w:firstColumn="1" w:lastColumn="0" w:noHBand="0" w:noVBand="1"/>
-            </w:tblPr>
-            <w:tblGrid>
-              <w:gridCol w:w="3110"/>
-            </w:tblGrid>
-            <w:tr>
-              <w:trPr>
-                <w:tblCellSpacing w:w="15" w:type="dxa"/>
-              </w:trPr>
-              <w:tc>
-                <w:tcPr>
-                  <w:tcW w:w="0" w:type="auto"/>
-                  <w:vAlign w:val="center"/>
-                  <w:hideMark/>
-                </w:tcPr>
-                <w:p>
-                  <w:pPr>
-                    <w:spacing w:after="0" w:line="240" w:lineRule="auto"/>
-                  </w:pPr>
-                  <w:r>
-                    <w:t>Will the customer buy or not?</w:t>
-                  </w:r>
-                </w:p>
-              </w:tc>
-            </w:tr>
-          </w:tbl>
-          <w:p>
-            <w:pPr>
-              <w:rPr>
-                <w:vanish/>
-              </w:rPr>
-            </w:pPr>
-          </w:p>
-          <w:tbl>
-            <w:tblPr>
-              <w:tblW w:w="0" w:type="auto"/>
-              <w:tblCellSpacing w:w="15" w:type="dxa"/>
-              <w:tblCellMar>
-                <w:top w:w="15" w:type="dxa"/>
-                <w:left w:w="15" w:type="dxa"/>
-                <w:bottom w:w="15" w:type="dxa"/>
-                <w:right w:w="15" w:type="dxa"/>
-              </w:tblCellMar>
-              <w:tblLook w:val="04A0" w:firstRow="1" w:lastRow="0" w:firstColumn="1" w:lastColumn="0" w:noHBand="0" w:noVBand="1"/>
-            </w:tblPr>
-            <w:tblGrid>
-              <w:gridCol w:w="96"/>
-            </w:tblGrid>
-            <w:tr>
-              <w:trPr>
-                <w:tblCellSpacing w:w="15" w:type="dxa"/>
-              </w:trPr>
-              <w:tc>
-                <w:tcPr>
-                  <w:tcW w:w="0" w:type="auto"/>
-                  <w:vAlign w:val="center"/>
-                  <w:hideMark/>
-                </w:tcPr>
-                <w:p>
-                  <w:pPr>
-                    <w:spacing w:after="0" w:line="240" w:lineRule="auto"/>
-                  </w:pPr>
-                </w:p>
-              </w:tc>
-            </w:tr>
-          </w:tbl>
-          <w:p>
-            <w:pPr>
-              <w:rPr>
-                <w:rFonts w:hint="eastAsia"/>
-              </w:rPr>
-            </w:pPr>
-          </w:p>
+          <w:p/>
         </w:tc>
       </w:tr>
       <w:tr>
@@ -1852,31 +1964,13 @@
           <w:tcPr>
             <w:tcW w:w="4675" w:type="dxa"/>
           </w:tcPr>
-          <w:p>
-            <w:pPr>
-              <w:rPr>
-                <w:rFonts w:hint="eastAsia"/>
-              </w:rPr>
-            </w:pPr>
-            <w:r>
-              <w:t>What will the cholesterol level be?</w:t>
-            </w:r>
-          </w:p>
+          <w:p/>
         </w:tc>
         <w:tc>
           <w:tcPr>
             <w:tcW w:w="4675" w:type="dxa"/>
           </w:tcPr>
-          <w:p>
-            <w:pPr>
-              <w:rPr>
-                <w:rFonts w:hint="eastAsia"/>
-              </w:rPr>
-            </w:pPr>
-            <w:r>
-              <w:t>Does the patient have diabetes?</w:t>
-            </w:r>
-          </w:p>
+          <w:p/>
         </w:tc>
       </w:tr>
       <w:tr>
@@ -1884,104 +1978,13 @@
           <w:tcPr>
             <w:tcW w:w="4675" w:type="dxa"/>
           </w:tcPr>
-          <w:p>
-            <w:pPr>
-              <w:rPr>
-                <w:rFonts w:hint="eastAsia"/>
-              </w:rPr>
-            </w:pPr>
-            <w:r>
-              <w:t>What will the MPG be?</w:t>
-            </w:r>
-          </w:p>
+          <w:p/>
         </w:tc>
         <w:tc>
           <w:tcPr>
             <w:tcW w:w="4675" w:type="dxa"/>
           </w:tcPr>
-          <w:tbl>
-            <w:tblPr>
-              <w:tblW w:w="0" w:type="auto"/>
-              <w:tblCellSpacing w:w="15" w:type="dxa"/>
-              <w:tblCellMar>
-                <w:top w:w="15" w:type="dxa"/>
-                <w:left w:w="15" w:type="dxa"/>
-                <w:bottom w:w="15" w:type="dxa"/>
-                <w:right w:w="15" w:type="dxa"/>
-              </w:tblCellMar>
-              <w:tblLook w:val="04A0" w:firstRow="1" w:lastRow="0" w:firstColumn="1" w:lastColumn="0" w:noHBand="0" w:noVBand="1"/>
-            </w:tblPr>
-            <w:tblGrid>
-              <w:gridCol w:w="3231"/>
-            </w:tblGrid>
-            <w:tr>
-              <w:trPr>
-                <w:tblCellSpacing w:w="15" w:type="dxa"/>
-              </w:trPr>
-              <w:tc>
-                <w:tcPr>
-                  <w:tcW w:w="0" w:type="auto"/>
-                  <w:vAlign w:val="center"/>
-                  <w:hideMark/>
-                </w:tcPr>
-                <w:p>
-                  <w:pPr>
-                    <w:spacing w:after="0" w:line="240" w:lineRule="auto"/>
-                  </w:pPr>
-                  <w:r>
-                    <w:t>Is this car fuel-efficient or not?</w:t>
-                  </w:r>
-                </w:p>
-              </w:tc>
-            </w:tr>
-          </w:tbl>
-          <w:p>
-            <w:pPr>
-              <w:rPr>
-                <w:vanish/>
-              </w:rPr>
-            </w:pPr>
-          </w:p>
-          <w:tbl>
-            <w:tblPr>
-              <w:tblW w:w="0" w:type="auto"/>
-              <w:tblCellSpacing w:w="15" w:type="dxa"/>
-              <w:tblCellMar>
-                <w:top w:w="15" w:type="dxa"/>
-                <w:left w:w="15" w:type="dxa"/>
-                <w:bottom w:w="15" w:type="dxa"/>
-                <w:right w:w="15" w:type="dxa"/>
-              </w:tblCellMar>
-              <w:tblLook w:val="04A0" w:firstRow="1" w:lastRow="0" w:firstColumn="1" w:lastColumn="0" w:noHBand="0" w:noVBand="1"/>
-            </w:tblPr>
-            <w:tblGrid>
-              <w:gridCol w:w="96"/>
-            </w:tblGrid>
-            <w:tr>
-              <w:trPr>
-                <w:tblCellSpacing w:w="15" w:type="dxa"/>
-              </w:trPr>
-              <w:tc>
-                <w:tcPr>
-                  <w:tcW w:w="0" w:type="auto"/>
-                  <w:vAlign w:val="center"/>
-                  <w:hideMark/>
-                </w:tcPr>
-                <w:p>
-                  <w:pPr>
-                    <w:spacing w:after="0" w:line="240" w:lineRule="auto"/>
-                  </w:pPr>
-                </w:p>
-              </w:tc>
-            </w:tr>
-          </w:tbl>
-          <w:p>
-            <w:pPr>
-              <w:rPr>
-                <w:rFonts w:hint="eastAsia"/>
-              </w:rPr>
-            </w:pPr>
-          </w:p>
+          <w:p/>
         </w:tc>
       </w:tr>
       <w:tr>
@@ -1989,31 +1992,13 @@
           <w:tcPr>
             <w:tcW w:w="4675" w:type="dxa"/>
           </w:tcPr>
-          <w:p>
-            <w:pPr>
-              <w:rPr>
-                <w:rFonts w:hint="eastAsia"/>
-              </w:rPr>
-            </w:pPr>
-          </w:p>
+          <w:p/>
         </w:tc>
         <w:tc>
           <w:tcPr>
             <w:tcW w:w="4675" w:type="dxa"/>
           </w:tcPr>
-          <w:p>
-            <w:pPr>
-              <w:rPr>
-                <w:rFonts w:hint="eastAsia"/>
-              </w:rPr>
-            </w:pPr>
-            <w:r>
-              <w:rPr>
-                <w:rFonts w:hint="eastAsia"/>
-              </w:rPr>
-              <w:t>Customer churn or stay</w:t>
-            </w:r>
-          </w:p>
+          <w:p/>
         </w:tc>
       </w:tr>
       <w:tr>
@@ -2021,40 +2006,13 @@
           <w:tcPr>
             <w:tcW w:w="4675" w:type="dxa"/>
           </w:tcPr>
-          <w:p>
-            <w:pPr>
-              <w:rPr>
-                <w:rFonts w:hint="eastAsia"/>
-              </w:rPr>
-            </w:pPr>
-          </w:p>
+          <w:p/>
         </w:tc>
         <w:tc>
           <w:tcPr>
             <w:tcW w:w="4675" w:type="dxa"/>
           </w:tcPr>
-          <w:p>
-            <w:pPr>
-              <w:rPr>
-                <w:rFonts w:hint="eastAsia"/>
-              </w:rPr>
-            </w:pPr>
-            <w:r>
-              <w:t>M</w:t>
-            </w:r>
-            <w:r>
-              <w:t>alignant</w:t>
-            </w:r>
-            <w:r>
-              <w:rPr>
-                <w:rFonts w:hint="eastAsia"/>
-              </w:rPr>
-              <w:t xml:space="preserve"> or </w:t>
-            </w:r>
-            <w:r>
-              <w:t>benign</w:t>
-            </w:r>
-          </w:p>
+          <w:p/>
         </w:tc>
       </w:tr>
       <w:tr>
@@ -2062,58 +2020,39 @@
           <w:tcPr>
             <w:tcW w:w="4675" w:type="dxa"/>
           </w:tcPr>
-          <w:p>
-            <w:pPr>
-              <w:rPr>
-                <w:rFonts w:hint="eastAsia"/>
-              </w:rPr>
-            </w:pPr>
-          </w:p>
+          <w:p/>
         </w:tc>
         <w:tc>
           <w:tcPr>
             <w:tcW w:w="4675" w:type="dxa"/>
           </w:tcPr>
-          <w:p>
-            <w:pPr>
-              <w:rPr>
-                <w:rFonts w:hint="eastAsia"/>
-              </w:rPr>
-            </w:pPr>
-            <w:r>
-              <w:rPr>
-                <w:rFonts w:hint="eastAsia"/>
-              </w:rPr>
-              <w:t xml:space="preserve">cat dog cow </w:t>
-            </w:r>
-          </w:p>
+          <w:p/>
         </w:tc>
       </w:tr>
     </w:tbl>
-    <w:p>
-      <w:pPr>
-        <w:rPr>
-          <w:rFonts w:hint="eastAsia"/>
-        </w:rPr>
-      </w:pPr>
-    </w:p>
+    <w:p/>
     <w:p>
       <w:r>
-        <w:t>Classification predicts which group.</w:t>
+        <w:t xml:space="preserve"> </w:t>
       </w:r>
     </w:p>
     <w:p>
       <w:pPr>
         <w:pStyle w:val="Heading2"/>
-        <w:rPr>
-          <w:rFonts w:hint="eastAsia"/>
-        </w:rPr>
-      </w:pPr>
+      </w:pPr>
+      <w:bookmarkStart w:id="5" w:name="_Toc231625706"/>
       <w:r>
         <w:rPr>
           <w:rFonts w:hint="eastAsia"/>
         </w:rPr>
-        <w:t xml:space="preserve">Methods </w:t>
+        <w:t>Methods</w:t>
+      </w:r>
+      <w:bookmarkEnd w:id="5"/>
+      <w:r>
+        <w:rPr>
+          <w:rFonts w:hint="eastAsia"/>
+        </w:rPr>
+        <w:t xml:space="preserve"> </w:t>
       </w:r>
     </w:p>
     <w:p>
@@ -2215,13 +2154,14 @@
       <w:pPr>
         <w:pStyle w:val="Heading2"/>
       </w:pPr>
+      <w:bookmarkStart w:id="6" w:name="_Toc231625707"/>
       <w:r>
         <w:rPr>
           <w:rFonts w:hint="eastAsia"/>
         </w:rPr>
-        <w:lastRenderedPageBreak/>
         <w:t>Logistic regression</w:t>
       </w:r>
+      <w:bookmarkEnd w:id="6"/>
     </w:p>
     <w:p>
       <w:pPr>
@@ -2480,7 +2420,7 @@
           <w:sz w:val="32"/>
           <w:szCs w:val="32"/>
         </w:rPr>
-        <w:t>Probability(customer buys) = 0.80</w:t>
+        <w:t xml:space="preserve"> </w:t>
       </w:r>
     </w:p>
     <w:p>
@@ -2502,16 +2442,11 @@
         </w:rPr>
         <w:t>Odds:</w:t>
       </w:r>
+      <w:proofErr w:type="gramStart"/>
       <w:r>
-        <w:t xml:space="preserve"> Compare</w:t>
+        <w:t xml:space="preserve"> </w:t>
       </w:r>
       <w:r>
-        <w:t xml:space="preserve"> success to failure</w:t>
-      </w:r>
-      <w:r>
-        <w:rPr>
-          <w:rFonts w:hint="eastAsia"/>
-        </w:rPr>
         <w:t xml:space="preserve"> </w:t>
       </w:r>
       <w:r>
@@ -2519,8 +2454,9 @@
           <w:sz w:val="32"/>
           <w:szCs w:val="32"/>
         </w:rPr>
-        <w:t>The odds are 4 to 1 in favor of buying.</w:t>
+        <w:t>.</w:t>
       </w:r>
+      <w:proofErr w:type="gramEnd"/>
       <w:r>
         <w:rPr>
           <w:rFonts w:hint="eastAsia"/>
@@ -2560,28 +2496,7 @@
     </w:p>
     <w:p>
       <w:r>
-        <w:rPr>
-          <w:rFonts w:hint="eastAsia"/>
-        </w:rPr>
-        <w:t>Let</w:t>
-      </w:r>
-      <w:r>
-        <w:t>’</w:t>
-      </w:r>
-      <w:r>
-        <w:rPr>
-          <w:rFonts w:hint="eastAsia"/>
-        </w:rPr>
-        <w:t xml:space="preserve">s say b1 = 0.5, </w:t>
-      </w:r>
-      <w:r>
-        <w:t>A one-unit increase in x increases the log-odds by 0.5.</w:t>
-      </w:r>
-      <w:r>
-        <w:rPr>
-          <w:rFonts w:hint="eastAsia"/>
-        </w:rPr>
-        <w:t xml:space="preserve"> The odds increase by about exp(0.5)=65%</w:t>
+        <w:t xml:space="preserve"> </w:t>
       </w:r>
     </w:p>
     <w:p/>
@@ -2591,6 +2506,7 @@
         <w:rPr>
           <w:rFonts w:hint="eastAsia"/>
         </w:rPr>
+        <w:lastRenderedPageBreak/>
         <w:t>Eg.</w:t>
       </w:r>
       <w:proofErr w:type="spellEnd"/>
@@ -2692,7 +2608,7 @@
     </w:p>
     <w:p>
       <w:r>
-        <w:t>For each additional year a person remains a customer, the odds of purchasing increase by about 65%.</w:t>
+        <w:t xml:space="preserve"> </w:t>
       </w:r>
     </w:p>
     <w:p/>
@@ -2713,17 +2629,7 @@
         </w:numPr>
       </w:pPr>
       <w:r>
-        <w:t xml:space="preserve">The overall likelihood-ratio p-value is </w:t>
-      </w:r>
-      <w:r>
-        <w:rPr>
-          <w:b/>
-          <w:bCs/>
-        </w:rPr>
-        <w:t>0.000</w:t>
-      </w:r>
-      <w:r>
-        <w:t>, so the predictors together are statistically useful for distinguishing old versus not old abalones.</w:t>
+        <w:t xml:space="preserve"> </w:t>
       </w:r>
     </w:p>
     <w:p>
@@ -2735,77 +2641,7 @@
         </w:numPr>
       </w:pPr>
       <w:r>
-        <w:t>The pseudo-</w:t>
-      </w:r>
-      <m:oMath>
-        <m:sSup>
-          <m:sSupPr>
-            <m:ctrlPr>
-              <w:rPr>
-                <w:rFonts w:ascii="Cambria Math" w:hAnsi="Cambria Math"/>
-              </w:rPr>
-            </m:ctrlPr>
-          </m:sSupPr>
-          <m:e>
-            <m:r>
-              <w:rPr>
-                <w:rFonts w:ascii="Cambria Math" w:hAnsi="Cambria Math"/>
-              </w:rPr>
-              <m:t>R</m:t>
-            </m:r>
-          </m:e>
-          <m:sup>
-            <m:r>
-              <w:rPr>
-                <w:rFonts w:ascii="Cambria Math" w:hAnsi="Cambria Math"/>
-              </w:rPr>
-              <m:t>2</m:t>
-            </m:r>
-          </m:sup>
-        </m:sSup>
-      </m:oMath>
-      <w:r>
-        <w:t xml:space="preserve"> is </w:t>
-      </w:r>
-      <w:r>
-        <w:rPr>
-          <w:b/>
-          <w:bCs/>
-        </w:rPr>
-        <w:t>0.3627</w:t>
-      </w:r>
-      <w:r>
-        <w:t xml:space="preserve">. For logistic regression, this is not interpreted exactly like ordinary </w:t>
-      </w:r>
-      <m:oMath>
-        <m:sSup>
-          <m:sSupPr>
-            <m:ctrlPr>
-              <w:rPr>
-                <w:rFonts w:ascii="Cambria Math" w:hAnsi="Cambria Math"/>
-              </w:rPr>
-            </m:ctrlPr>
-          </m:sSupPr>
-          <m:e>
-            <m:r>
-              <w:rPr>
-                <w:rFonts w:ascii="Cambria Math" w:hAnsi="Cambria Math"/>
-              </w:rPr>
-              <m:t>R</m:t>
-            </m:r>
-          </m:e>
-          <m:sup>
-            <m:r>
-              <w:rPr>
-                <w:rFonts w:ascii="Cambria Math" w:hAnsi="Cambria Math"/>
-              </w:rPr>
-              <m:t>2</m:t>
-            </m:r>
-          </m:sup>
-        </m:sSup>
-      </m:oMath>
-      <w:r>
-        <w:t>, but it suggests the model has meaningful explanatory power.</w:t>
+        <w:t xml:space="preserve"> </w:t>
       </w:r>
     </w:p>
     <w:p>
@@ -2817,7 +2653,7 @@
         </w:numPr>
       </w:pPr>
       <w:r>
-        <w:t>Since the reference category is likely female, infant abalones are less likely to be old than female abalones with the same measurements.</w:t>
+        <w:t xml:space="preserve"> </w:t>
       </w:r>
     </w:p>
     <w:p>
@@ -2829,7 +2665,7 @@
         </w:numPr>
       </w:pPr>
       <w:r>
-        <w:t>Male abalones are not significantly different from the reference group after controlling for the physical measurements.</w:t>
+        <w:t xml:space="preserve"> </w:t>
       </w:r>
     </w:p>
     <w:p>
@@ -2841,16 +2677,7 @@
         </w:numPr>
       </w:pPr>
       <w:r>
-        <w:rPr>
-          <w:rFonts w:hint="eastAsia"/>
-        </w:rPr>
-        <w:t>Length=-4.7517,</w:t>
-      </w:r>
-      <w:r>
         <w:t xml:space="preserve"> </w:t>
-      </w:r>
-      <w:r>
-        <w:t>Holding other variables fixed, greater length is associated with lower odds of being old. This may seem counterintuitive, but the size variables are highly correlated, so individual signs should be interpreted cautiously.</w:t>
       </w:r>
     </w:p>
     <w:p>
@@ -2862,13 +2689,7 @@
         </w:numPr>
       </w:pPr>
       <w:r>
-        <w:rPr>
-          <w:rFonts w:hint="eastAsia"/>
-        </w:rPr>
-        <w:t xml:space="preserve">Diameter =5.81 </w:t>
-      </w:r>
-      <w:r>
-        <w:t>Greater diameter is associated with higher odds of being old, holding other variables fixed.</w:t>
+        <w:t xml:space="preserve"> </w:t>
       </w:r>
     </w:p>
     <w:p>
@@ -2878,42 +2699,391 @@
           <w:ilvl w:val="0"/>
           <w:numId w:val="42"/>
         </w:numPr>
-        <w:rPr>
-          <w:rFonts w:hint="eastAsia"/>
-        </w:rPr>
-      </w:pPr>
+      </w:pPr>
+      <w:r>
+        <w:t xml:space="preserve"> </w:t>
+      </w:r>
+    </w:p>
+    <w:p>
+      <w:pPr>
+        <w:pStyle w:val="ListParagraph"/>
+      </w:pPr>
+    </w:p>
+    <w:p>
+      <w:pPr>
+        <w:pStyle w:val="ListParagraph"/>
+      </w:pPr>
+    </w:p>
+    <w:p>
+      <w:pPr>
+        <w:pStyle w:val="ListParagraph"/>
+      </w:pPr>
+    </w:p>
+    <w:p>
+      <w:pPr>
+        <w:pStyle w:val="ListParagraph"/>
+      </w:pPr>
+    </w:p>
+    <w:p>
+      <w:pPr>
+        <w:pStyle w:val="ListParagraph"/>
+      </w:pPr>
+    </w:p>
+    <w:p>
+      <w:pPr>
+        <w:pStyle w:val="ListParagraph"/>
+      </w:pPr>
+    </w:p>
+    <w:p>
+      <w:pPr>
+        <w:pStyle w:val="ListParagraph"/>
+      </w:pPr>
+    </w:p>
+    <w:p>
+      <w:pPr>
+        <w:pStyle w:val="ListParagraph"/>
+      </w:pPr>
+    </w:p>
+    <w:p>
+      <w:pPr>
+        <w:pStyle w:val="ListParagraph"/>
+      </w:pPr>
+    </w:p>
+    <w:p>
+      <w:pPr>
+        <w:pStyle w:val="ListParagraph"/>
+      </w:pPr>
+    </w:p>
+    <w:p>
+      <w:pPr>
+        <w:pStyle w:val="ListParagraph"/>
+      </w:pPr>
+    </w:p>
+    <w:p>
+      <w:pPr>
+        <w:pStyle w:val="ListParagraph"/>
+      </w:pPr>
+    </w:p>
+    <w:p>
+      <w:pPr>
+        <w:pStyle w:val="ListParagraph"/>
+      </w:pPr>
+    </w:p>
+    <w:p>
+      <w:pPr>
+        <w:pStyle w:val="ListParagraph"/>
+      </w:pPr>
+    </w:p>
+    <w:p>
+      <w:pPr>
+        <w:pStyle w:val="ListParagraph"/>
+      </w:pPr>
+    </w:p>
+    <w:p>
+      <w:pPr>
+        <w:pStyle w:val="ListParagraph"/>
+      </w:pPr>
+    </w:p>
+    <w:p>
+      <w:pPr>
+        <w:pStyle w:val="ListParagraph"/>
+      </w:pPr>
+    </w:p>
+    <w:p>
+      <w:pPr>
+        <w:pStyle w:val="ListParagraph"/>
+      </w:pPr>
+    </w:p>
+    <w:p>
+      <w:pPr>
+        <w:pStyle w:val="ListParagraph"/>
+      </w:pPr>
+    </w:p>
+    <w:p>
+      <w:pPr>
+        <w:pStyle w:val="ListParagraph"/>
+      </w:pPr>
+    </w:p>
+    <w:p>
+      <w:pPr>
+        <w:pStyle w:val="Heading2"/>
+      </w:pPr>
+      <w:bookmarkStart w:id="7" w:name="_Toc231625708"/>
       <w:r>
         <w:lastRenderedPageBreak/>
-        <w:t>Higher shucked weight is associated with lower odds of being old</w:t>
+        <w:t>Extract Features from Images</w:t>
       </w:r>
+      <w:bookmarkEnd w:id="7"/>
+    </w:p>
+    <w:p>
       <w:r>
         <w:rPr>
-          <w:rFonts w:hint="eastAsia"/>
+          <w:noProof/>
         </w:rPr>
-        <w:t xml:space="preserve"> and </w:t>
+        <w:drawing>
+          <wp:inline distT="0" distB="0" distL="0" distR="0" wp14:anchorId="4B070BF0" wp14:editId="7CF4057E">
+            <wp:extent cx="5885176" cy="566420"/>
+            <wp:effectExtent l="0" t="0" r="1905" b="5080"/>
+            <wp:docPr id="3" name="Picture 3" descr="Converting Greyscale TIFF to a Multi-Layer GDSII"/>
+            <wp:cNvGraphicFramePr>
+              <a:graphicFrameLocks xmlns:a="http://schemas.openxmlformats.org/drawingml/2006/main" noChangeAspect="1"/>
+            </wp:cNvGraphicFramePr>
+            <a:graphic xmlns:a="http://schemas.openxmlformats.org/drawingml/2006/main">
+              <a:graphicData uri="http://schemas.openxmlformats.org/drawingml/2006/picture">
+                <pic:pic xmlns:pic="http://schemas.openxmlformats.org/drawingml/2006/picture">
+                  <pic:nvPicPr>
+                    <pic:cNvPr id="0" name="Picture 1" descr="Converting Greyscale TIFF to a Multi-Layer GDSII"/>
+                    <pic:cNvPicPr>
+                      <a:picLocks noChangeAspect="1" noChangeArrowheads="1"/>
+                    </pic:cNvPicPr>
+                  </pic:nvPicPr>
+                  <pic:blipFill>
+                    <a:blip r:embed="rId10">
+                      <a:extLst>
+                        <a:ext uri="{28A0092B-C50C-407E-A947-70E740481C1C}">
+                          <a14:useLocalDpi xmlns:a14="http://schemas.microsoft.com/office/drawing/2010/main" val="0"/>
+                        </a:ext>
+                      </a:extLst>
+                    </a:blip>
+                    <a:srcRect/>
+                    <a:stretch>
+                      <a:fillRect/>
+                    </a:stretch>
+                  </pic:blipFill>
+                  <pic:spPr bwMode="auto">
+                    <a:xfrm>
+                      <a:off x="0" y="0"/>
+                      <a:ext cx="5905366" cy="568363"/>
+                    </a:xfrm>
+                    <a:prstGeom prst="rect">
+                      <a:avLst/>
+                    </a:prstGeom>
+                    <a:noFill/>
+                    <a:ln>
+                      <a:noFill/>
+                    </a:ln>
+                  </pic:spPr>
+                </pic:pic>
+              </a:graphicData>
+            </a:graphic>
+          </wp:inline>
+        </w:drawing>
       </w:r>
-      <w:proofErr w:type="spellStart"/>
+    </w:p>
+    <w:p>
+      <w:r>
+        <w:t>0                                                                                                                                                                   255</w:t>
+      </w:r>
+    </w:p>
+    <w:p/>
+    <w:p>
+      <w:r>
+        <w:drawing>
+          <wp:inline distT="0" distB="0" distL="0" distR="0" wp14:anchorId="723E2AF7" wp14:editId="0A881065">
+            <wp:extent cx="6020619" cy="2838450"/>
+            <wp:effectExtent l="0" t="0" r="0" b="0"/>
+            <wp:docPr id="1" name="Picture 1"/>
+            <wp:cNvGraphicFramePr>
+              <a:graphicFrameLocks xmlns:a="http://schemas.openxmlformats.org/drawingml/2006/main" noChangeAspect="1"/>
+            </wp:cNvGraphicFramePr>
+            <a:graphic xmlns:a="http://schemas.openxmlformats.org/drawingml/2006/main">
+              <a:graphicData uri="http://schemas.openxmlformats.org/drawingml/2006/picture">
+                <pic:pic xmlns:pic="http://schemas.openxmlformats.org/drawingml/2006/picture">
+                  <pic:nvPicPr>
+                    <pic:cNvPr id="1" name=""/>
+                    <pic:cNvPicPr/>
+                  </pic:nvPicPr>
+                  <pic:blipFill rotWithShape="1">
+                    <a:blip r:embed="rId11"/>
+                    <a:srcRect l="12981" b="15269"/>
+                    <a:stretch/>
+                  </pic:blipFill>
+                  <pic:spPr bwMode="auto">
+                    <a:xfrm>
+                      <a:off x="0" y="0"/>
+                      <a:ext cx="6023846" cy="2839971"/>
+                    </a:xfrm>
+                    <a:prstGeom prst="rect">
+                      <a:avLst/>
+                    </a:prstGeom>
+                    <a:ln>
+                      <a:noFill/>
+                    </a:ln>
+                    <a:extLst>
+                      <a:ext uri="{53640926-AAD7-44D8-BBD7-CCE9431645EC}">
+                        <a14:shadowObscured xmlns:a14="http://schemas.microsoft.com/office/drawing/2010/main"/>
+                      </a:ext>
+                    </a:extLst>
+                  </pic:spPr>
+                </pic:pic>
+              </a:graphicData>
+            </a:graphic>
+          </wp:inline>
+        </w:drawing>
+      </w:r>
+    </w:p>
+    <w:p>
+      <w:pPr>
+        <w:pStyle w:val="Heading2"/>
+      </w:pPr>
+    </w:p>
+    <w:p>
+      <w:pPr>
+        <w:pStyle w:val="Heading2"/>
+      </w:pPr>
+    </w:p>
+    <w:p/>
+    <w:p/>
+    <w:p/>
+    <w:p/>
+    <w:p/>
+    <w:p/>
+    <w:p/>
+    <w:p/>
+    <w:p>
+      <w:pPr>
+        <w:pStyle w:val="Heading2"/>
+      </w:pPr>
+      <w:bookmarkStart w:id="8" w:name="_Toc231625709"/>
+      <w:r>
+        <w:lastRenderedPageBreak/>
+        <w:t>Status Quo for Image classification</w:t>
+      </w:r>
+      <w:bookmarkEnd w:id="8"/>
+    </w:p>
+    <w:p>
+      <w:r>
+        <w:t xml:space="preserve"> </w:t>
+      </w:r>
+    </w:p>
+    <w:p>
+      <w:pPr>
+        <w:rPr>
+          <w:noProof/>
+        </w:rPr>
+      </w:pPr>
+    </w:p>
+    <w:p>
       <w:r>
         <w:rPr>
-          <w:rFonts w:hint="eastAsia"/>
+          <w:noProof/>
         </w:rPr>
-        <w:t>whole_weight</w:t>
+        <w:drawing>
+          <wp:inline distT="0" distB="0" distL="0" distR="0" wp14:anchorId="4091B226" wp14:editId="64CCEC06">
+            <wp:extent cx="4429125" cy="2426878"/>
+            <wp:effectExtent l="0" t="0" r="0" b="0"/>
+            <wp:docPr id="2" name="Picture 1">
+              <a:extLst xmlns:a="http://schemas.openxmlformats.org/drawingml/2006/main">
+                <a:ext uri="{FF2B5EF4-FFF2-40B4-BE49-F238E27FC236}">
+                  <a16:creationId xmlns:a16="http://schemas.microsoft.com/office/drawing/2014/main" id="{1C6BC21D-5813-4181-8876-98B72E2913B2}"/>
+                </a:ext>
+              </a:extLst>
+            </wp:docPr>
+            <wp:cNvGraphicFramePr>
+              <a:graphicFrameLocks xmlns:a="http://schemas.openxmlformats.org/drawingml/2006/main" noChangeAspect="1"/>
+            </wp:cNvGraphicFramePr>
+            <a:graphic xmlns:a="http://schemas.openxmlformats.org/drawingml/2006/main">
+              <a:graphicData uri="http://schemas.openxmlformats.org/drawingml/2006/picture">
+                <pic:pic xmlns:pic="http://schemas.openxmlformats.org/drawingml/2006/picture">
+                  <pic:nvPicPr>
+                    <pic:cNvPr id="2" name="Picture 1">
+                      <a:extLst>
+                        <a:ext uri="{FF2B5EF4-FFF2-40B4-BE49-F238E27FC236}">
+                          <a16:creationId xmlns:a16="http://schemas.microsoft.com/office/drawing/2014/main" id="{1C6BC21D-5813-4181-8876-98B72E2913B2}"/>
+                        </a:ext>
+                      </a:extLst>
+                    </pic:cNvPr>
+                    <pic:cNvPicPr>
+                      <a:picLocks noChangeAspect="1"/>
+                    </pic:cNvPicPr>
+                  </pic:nvPicPr>
+                  <pic:blipFill rotWithShape="1">
+                    <a:blip r:embed="rId12"/>
+                    <a:srcRect b="17901"/>
+                    <a:stretch/>
+                  </pic:blipFill>
+                  <pic:spPr bwMode="auto">
+                    <a:xfrm>
+                      <a:off x="0" y="0"/>
+                      <a:ext cx="4447279" cy="2436825"/>
+                    </a:xfrm>
+                    <a:prstGeom prst="rect">
+                      <a:avLst/>
+                    </a:prstGeom>
+                    <a:ln>
+                      <a:noFill/>
+                    </a:ln>
+                    <a:extLst>
+                      <a:ext uri="{53640926-AAD7-44D8-BBD7-CCE9431645EC}">
+                        <a14:shadowObscured xmlns:a14="http://schemas.microsoft.com/office/drawing/2010/main"/>
+                      </a:ext>
+                    </a:extLst>
+                  </pic:spPr>
+                </pic:pic>
+              </a:graphicData>
+            </a:graphic>
+          </wp:inline>
+        </w:drawing>
       </w:r>
-      <w:proofErr w:type="spellEnd"/>
+    </w:p>
+    <w:p/>
+    <w:p/>
+    <w:p/>
+    <w:p/>
+    <w:p/>
+    <w:p/>
+    <w:p>
+      <w:r>
+        <w:br w:type="page"/>
+      </w:r>
+    </w:p>
+    <w:p>
       <w:r>
         <w:rPr>
-          <w:rFonts w:hint="eastAsia"/>
+          <w:noProof/>
         </w:rPr>
-        <w:t xml:space="preserve"> and Shell weight are </w:t>
-      </w:r>
-      <w:r>
-        <w:t>associated</w:t>
-      </w:r>
-      <w:r>
-        <w:rPr>
-          <w:rFonts w:hint="eastAsia"/>
-        </w:rPr>
-        <w:t xml:space="preserve"> with much higher odds of being old. </w:t>
+        <w:lastRenderedPageBreak/>
+        <w:drawing>
+          <wp:inline distT="0" distB="0" distL="0" distR="0" wp14:anchorId="7FF1533C" wp14:editId="0D270D14">
+            <wp:extent cx="5943600" cy="3962400"/>
+            <wp:effectExtent l="0" t="0" r="0" b="0"/>
+            <wp:docPr id="6" name="Picture 6"/>
+            <wp:cNvGraphicFramePr>
+              <a:graphicFrameLocks xmlns:a="http://schemas.openxmlformats.org/drawingml/2006/main" noChangeAspect="1"/>
+            </wp:cNvGraphicFramePr>
+            <a:graphic xmlns:a="http://schemas.openxmlformats.org/drawingml/2006/main">
+              <a:graphicData uri="http://schemas.openxmlformats.org/drawingml/2006/picture">
+                <pic:pic xmlns:pic="http://schemas.openxmlformats.org/drawingml/2006/picture">
+                  <pic:nvPicPr>
+                    <pic:cNvPr id="6" name="Picture 6"/>
+                    <pic:cNvPicPr/>
+                  </pic:nvPicPr>
+                  <pic:blipFill>
+                    <a:blip r:embed="rId13" cstate="print">
+                      <a:extLst>
+                        <a:ext uri="{28A0092B-C50C-407E-A947-70E740481C1C}">
+                          <a14:useLocalDpi xmlns:a14="http://schemas.microsoft.com/office/drawing/2010/main" val="0"/>
+                        </a:ext>
+                      </a:extLst>
+                    </a:blip>
+                    <a:stretch>
+                      <a:fillRect/>
+                    </a:stretch>
+                  </pic:blipFill>
+                  <pic:spPr>
+                    <a:xfrm>
+                      <a:off x="0" y="0"/>
+                      <a:ext cx="5943600" cy="3962400"/>
+                    </a:xfrm>
+                    <a:prstGeom prst="rect">
+                      <a:avLst/>
+                    </a:prstGeom>
+                  </pic:spPr>
+                </pic:pic>
+              </a:graphicData>
+            </a:graphic>
+          </wp:inline>
+        </w:drawing>
       </w:r>
     </w:p>
     <w:sectPr>
@@ -2927,7 +3097,7 @@
 </file>
 
 <file path=word/numbering.xml><?xml version="1.0" encoding="utf-8"?>
-<w:numbering xmlns:wpc="http://schemas.microsoft.com/office/word/2010/wordprocessingCanvas" xmlns:cx="http://schemas.microsoft.com/office/drawing/2014/chartex" xmlns:cx1="http://schemas.microsoft.com/office/drawing/2015/9/8/chartex" xmlns:cx2="http://schemas.microsoft.com/office/drawing/2015/10/21/chartex" xmlns:cx3="http://schemas.microsoft.com/office/drawing/2016/5/9/chartex" xmlns:cx4="http://schemas.microsoft.com/office/drawing/2016/5/10/chartex" xmlns:cx5="http://schemas.microsoft.com/office/drawing/2016/5/11/chartex" xmlns:cx6="http://schemas.microsoft.com/office/drawing/2016/5/12/chartex" xmlns:cx7="http://schemas.microsoft.com/office/drawing/2016/5/13/chartex" xmlns:cx8="http://schemas.microsoft.com/office/drawing/2016/5/14/chartex" xmlns:mc="http://schemas.openxmlformats.org/markup-compatibility/2006" xmlns:aink="http://schemas.microsoft.com/office/drawing/2016/ink" xmlns:am3d="http://schemas.microsoft.com/office/drawing/2017/model3d" xmlns:o="urn:schemas-microsoft-com:office:office" xmlns:oel="http://schemas.microsoft.com/office/2019/extlst" xmlns:r="http://schemas.openxmlformats.org/officeDocument/2006/relationships" xmlns:m="http://schemas.openxmlformats.org/officeDocument/2006/math" xmlns:v="urn:schemas-microsoft-com:vml" xmlns:wp14="http://schemas.microsoft.com/office/word/2010/wordprocessingDrawing" xmlns:wp="http://schemas.openxmlformats.org/drawingml/2006/wordprocessingDrawing" xmlns:w10="urn:schemas-microsoft-com:office:word" xmlns:w="http://schemas.openxmlformats.org/wordprocessingml/2006/main" xmlns:w14="http://schemas.microsoft.com/office/word/2010/wordml" xmlns:w15="http://schemas.microsoft.com/office/word/2012/wordml" xmlns:w16cex="http://schemas.microsoft.com/office/word/2018/wordml/cex" xmlns:w16cid="http://schemas.microsoft.com/office/word/2016/wordml/cid" xmlns:w16="http://schemas.microsoft.com/office/word/2018/wordml" xmlns:w16du="http://schemas.microsoft.com/office/word/2023/wordml/word16du" xmlns:w16sdtdh="http://schemas.microsoft.com/office/word/2020/wordml/sdtdatahash" xmlns:w16sdtfl="http://schemas.microsoft.com/office/word/2024/wordml/sdtformatlock" xmlns:w16se="http://schemas.microsoft.com/office/word/2015/wordml/symex" xmlns:wpg="http://schemas.microsoft.com/office/word/2010/wordprocessingGroup" xmlns:wpi="http://schemas.microsoft.com/office/word/2010/wordprocessingInk" xmlns:wne="http://schemas.microsoft.com/office/word/2006/wordml" xmlns:wps="http://schemas.microsoft.com/office/word/2010/wordprocessingShape" mc:Ignorable="w14 w15 w16se w16cid w16 w16cex w16sdtdh w16sdtfl w16du wp14">
+<w:numbering xmlns:wpc="http://schemas.microsoft.com/office/word/2010/wordprocessingCanvas" xmlns:cx="http://schemas.microsoft.com/office/drawing/2014/chartex" xmlns:cx1="http://schemas.microsoft.com/office/drawing/2015/9/8/chartex" xmlns:cx2="http://schemas.microsoft.com/office/drawing/2015/10/21/chartex" xmlns:cx3="http://schemas.microsoft.com/office/drawing/2016/5/9/chartex" xmlns:cx4="http://schemas.microsoft.com/office/drawing/2016/5/10/chartex" xmlns:cx5="http://schemas.microsoft.com/office/drawing/2016/5/11/chartex" xmlns:cx6="http://schemas.microsoft.com/office/drawing/2016/5/12/chartex" xmlns:cx7="http://schemas.microsoft.com/office/drawing/2016/5/13/chartex" xmlns:cx8="http://schemas.microsoft.com/office/drawing/2016/5/14/chartex" xmlns:mc="http://schemas.openxmlformats.org/markup-compatibility/2006" xmlns:aink="http://schemas.microsoft.com/office/drawing/2016/ink" xmlns:am3d="http://schemas.microsoft.com/office/drawing/2017/model3d" xmlns:o="urn:schemas-microsoft-com:office:office" xmlns:r="http://schemas.openxmlformats.org/officeDocument/2006/relationships" xmlns:m="http://schemas.openxmlformats.org/officeDocument/2006/math" xmlns:v="urn:schemas-microsoft-com:vml" xmlns:wp14="http://schemas.microsoft.com/office/word/2010/wordprocessingDrawing" xmlns:wp="http://schemas.openxmlformats.org/drawingml/2006/wordprocessingDrawing" xmlns:w10="urn:schemas-microsoft-com:office:word" xmlns:w="http://schemas.openxmlformats.org/wordprocessingml/2006/main" xmlns:w14="http://schemas.microsoft.com/office/word/2010/wordml" xmlns:w15="http://schemas.microsoft.com/office/word/2012/wordml" xmlns:w16cex="http://schemas.microsoft.com/office/word/2018/wordml/cex" xmlns:w16cid="http://schemas.microsoft.com/office/word/2016/wordml/cid" xmlns:w16="http://schemas.microsoft.com/office/word/2018/wordml" xmlns:w16sdtdh="http://schemas.microsoft.com/office/word/2020/wordml/sdtdatahash" xmlns:w16se="http://schemas.microsoft.com/office/word/2015/wordml/symex" xmlns:wpg="http://schemas.microsoft.com/office/word/2010/wordprocessingGroup" xmlns:wpi="http://schemas.microsoft.com/office/word/2010/wordprocessingInk" xmlns:wne="http://schemas.microsoft.com/office/word/2006/wordml" xmlns:wps="http://schemas.microsoft.com/office/word/2010/wordprocessingShape" mc:Ignorable="w14 w15 w16se w16cid w16 w16cex w16sdtdh wp14">
   <w:abstractNum w:abstractNumId="0" w15:restartNumberingAfterBreak="0">
     <w:nsid w:val="00AC78AE"/>
     <w:multiLevelType w:val="hybridMultilevel"/>
@@ -3692,6 +3862,95 @@
     </w:lvl>
   </w:abstractNum>
   <w:abstractNum w:abstractNumId="7" w15:restartNumberingAfterBreak="0">
+    <w:nsid w:val="106E7985"/>
+    <w:multiLevelType w:val="hybridMultilevel"/>
+    <w:tmpl w:val="DF7C4BC2"/>
+    <w:lvl w:ilvl="0" w:tplc="0409000F">
+      <w:start w:val="1"/>
+      <w:numFmt w:val="decimal"/>
+      <w:lvlText w:val="%1."/>
+      <w:lvlJc w:val="left"/>
+      <w:pPr>
+        <w:ind w:left="720" w:hanging="360"/>
+      </w:pPr>
+      <w:rPr>
+        <w:rFonts w:hint="default"/>
+      </w:rPr>
+    </w:lvl>
+    <w:lvl w:ilvl="1" w:tplc="04090019" w:tentative="1">
+      <w:start w:val="1"/>
+      <w:numFmt w:val="lowerLetter"/>
+      <w:lvlText w:val="%2."/>
+      <w:lvlJc w:val="left"/>
+      <w:pPr>
+        <w:ind w:left="1440" w:hanging="360"/>
+      </w:pPr>
+    </w:lvl>
+    <w:lvl w:ilvl="2" w:tplc="0409001B" w:tentative="1">
+      <w:start w:val="1"/>
+      <w:numFmt w:val="lowerRoman"/>
+      <w:lvlText w:val="%3."/>
+      <w:lvlJc w:val="right"/>
+      <w:pPr>
+        <w:ind w:left="2160" w:hanging="180"/>
+      </w:pPr>
+    </w:lvl>
+    <w:lvl w:ilvl="3" w:tplc="0409000F" w:tentative="1">
+      <w:start w:val="1"/>
+      <w:numFmt w:val="decimal"/>
+      <w:lvlText w:val="%4."/>
+      <w:lvlJc w:val="left"/>
+      <w:pPr>
+        <w:ind w:left="2880" w:hanging="360"/>
+      </w:pPr>
+    </w:lvl>
+    <w:lvl w:ilvl="4" w:tplc="04090019" w:tentative="1">
+      <w:start w:val="1"/>
+      <w:numFmt w:val="lowerLetter"/>
+      <w:lvlText w:val="%5."/>
+      <w:lvlJc w:val="left"/>
+      <w:pPr>
+        <w:ind w:left="3600" w:hanging="360"/>
+      </w:pPr>
+    </w:lvl>
+    <w:lvl w:ilvl="5" w:tplc="0409001B" w:tentative="1">
+      <w:start w:val="1"/>
+      <w:numFmt w:val="lowerRoman"/>
+      <w:lvlText w:val="%6."/>
+      <w:lvlJc w:val="right"/>
+      <w:pPr>
+        <w:ind w:left="4320" w:hanging="180"/>
+      </w:pPr>
+    </w:lvl>
+    <w:lvl w:ilvl="6" w:tplc="0409000F" w:tentative="1">
+      <w:start w:val="1"/>
+      <w:numFmt w:val="decimal"/>
+      <w:lvlText w:val="%7."/>
+      <w:lvlJc w:val="left"/>
+      <w:pPr>
+        <w:ind w:left="5040" w:hanging="360"/>
+      </w:pPr>
+    </w:lvl>
+    <w:lvl w:ilvl="7" w:tplc="04090019" w:tentative="1">
+      <w:start w:val="1"/>
+      <w:numFmt w:val="lowerLetter"/>
+      <w:lvlText w:val="%8."/>
+      <w:lvlJc w:val="left"/>
+      <w:pPr>
+        <w:ind w:left="5760" w:hanging="360"/>
+      </w:pPr>
+    </w:lvl>
+    <w:lvl w:ilvl="8" w:tplc="0409001B" w:tentative="1">
+      <w:start w:val="1"/>
+      <w:numFmt w:val="lowerRoman"/>
+      <w:lvlText w:val="%9."/>
+      <w:lvlJc w:val="right"/>
+      <w:pPr>
+        <w:ind w:left="6480" w:hanging="180"/>
+      </w:pPr>
+    </w:lvl>
+  </w:abstractNum>
+  <w:abstractNum w:abstractNumId="8" w15:restartNumberingAfterBreak="0">
     <w:nsid w:val="11866D4B"/>
     <w:multiLevelType w:val="hybridMultilevel"/>
     <w:tmpl w:val="299485EA"/>
@@ -3804,7 +4063,7 @@
       </w:rPr>
     </w:lvl>
   </w:abstractNum>
-  <w:abstractNum w:abstractNumId="8" w15:restartNumberingAfterBreak="0">
+  <w:abstractNum w:abstractNumId="9" w15:restartNumberingAfterBreak="0">
     <w:nsid w:val="12B845B8"/>
     <w:multiLevelType w:val="multilevel"/>
     <w:tmpl w:val="AA0040AA"/>
@@ -3917,7 +4176,7 @@
       </w:pPr>
     </w:lvl>
   </w:abstractNum>
-  <w:abstractNum w:abstractNumId="9" w15:restartNumberingAfterBreak="0">
+  <w:abstractNum w:abstractNumId="10" w15:restartNumberingAfterBreak="0">
     <w:nsid w:val="183B4FDD"/>
     <w:multiLevelType w:val="hybridMultilevel"/>
     <w:tmpl w:val="13CCCAB8"/>
@@ -4057,7 +4316,7 @@
       </w:rPr>
     </w:lvl>
   </w:abstractNum>
-  <w:abstractNum w:abstractNumId="10" w15:restartNumberingAfterBreak="0">
+  <w:abstractNum w:abstractNumId="11" w15:restartNumberingAfterBreak="0">
     <w:nsid w:val="1A31129B"/>
     <w:multiLevelType w:val="hybridMultilevel"/>
     <w:tmpl w:val="F13C0F04"/>
@@ -4143,7 +4402,7 @@
       </w:pPr>
     </w:lvl>
   </w:abstractNum>
-  <w:abstractNum w:abstractNumId="11" w15:restartNumberingAfterBreak="0">
+  <w:abstractNum w:abstractNumId="12" w15:restartNumberingAfterBreak="0">
     <w:nsid w:val="1FA959CD"/>
     <w:multiLevelType w:val="hybridMultilevel"/>
     <w:tmpl w:val="2FF2E216"/>
@@ -4232,7 +4491,7 @@
       </w:pPr>
     </w:lvl>
   </w:abstractNum>
-  <w:abstractNum w:abstractNumId="12" w15:restartNumberingAfterBreak="0">
+  <w:abstractNum w:abstractNumId="13" w15:restartNumberingAfterBreak="0">
     <w:nsid w:val="1FD57212"/>
     <w:multiLevelType w:val="hybridMultilevel"/>
     <w:tmpl w:val="CADAB9D8"/>
@@ -4345,7 +4604,7 @@
       </w:rPr>
     </w:lvl>
   </w:abstractNum>
-  <w:abstractNum w:abstractNumId="13" w15:restartNumberingAfterBreak="0">
+  <w:abstractNum w:abstractNumId="14" w15:restartNumberingAfterBreak="0">
     <w:nsid w:val="2372050A"/>
     <w:multiLevelType w:val="hybridMultilevel"/>
     <w:tmpl w:val="F1F4D79E"/>
@@ -4484,7 +4743,7 @@
       </w:rPr>
     </w:lvl>
   </w:abstractNum>
-  <w:abstractNum w:abstractNumId="14" w15:restartNumberingAfterBreak="0">
+  <w:abstractNum w:abstractNumId="15" w15:restartNumberingAfterBreak="0">
     <w:nsid w:val="28755709"/>
     <w:multiLevelType w:val="multilevel"/>
     <w:tmpl w:val="6C8A7AE0"/>
@@ -4597,7 +4856,7 @@
       </w:pPr>
     </w:lvl>
   </w:abstractNum>
-  <w:abstractNum w:abstractNumId="15" w15:restartNumberingAfterBreak="0">
+  <w:abstractNum w:abstractNumId="16" w15:restartNumberingAfterBreak="0">
     <w:nsid w:val="28AF78F2"/>
     <w:multiLevelType w:val="hybridMultilevel"/>
     <w:tmpl w:val="63A633A8"/>
@@ -4710,7 +4969,7 @@
       </w:rPr>
     </w:lvl>
   </w:abstractNum>
-  <w:abstractNum w:abstractNumId="16" w15:restartNumberingAfterBreak="0">
+  <w:abstractNum w:abstractNumId="17" w15:restartNumberingAfterBreak="0">
     <w:nsid w:val="3529355D"/>
     <w:multiLevelType w:val="hybridMultilevel"/>
     <w:tmpl w:val="DA545D24"/>
@@ -4796,7 +5055,7 @@
       </w:pPr>
     </w:lvl>
   </w:abstractNum>
-  <w:abstractNum w:abstractNumId="17" w15:restartNumberingAfterBreak="0">
+  <w:abstractNum w:abstractNumId="18" w15:restartNumberingAfterBreak="0">
     <w:nsid w:val="35430725"/>
     <w:multiLevelType w:val="hybridMultilevel"/>
     <w:tmpl w:val="96F6C8EA"/>
@@ -4882,7 +5141,7 @@
       </w:pPr>
     </w:lvl>
   </w:abstractNum>
-  <w:abstractNum w:abstractNumId="18" w15:restartNumberingAfterBreak="0">
+  <w:abstractNum w:abstractNumId="19" w15:restartNumberingAfterBreak="0">
     <w:nsid w:val="365E72A3"/>
     <w:multiLevelType w:val="hybridMultilevel"/>
     <w:tmpl w:val="753E5828"/>
@@ -4995,7 +5254,7 @@
       </w:rPr>
     </w:lvl>
   </w:abstractNum>
-  <w:abstractNum w:abstractNumId="19" w15:restartNumberingAfterBreak="0">
+  <w:abstractNum w:abstractNumId="20" w15:restartNumberingAfterBreak="0">
     <w:nsid w:val="36A045F2"/>
     <w:multiLevelType w:val="hybridMultilevel"/>
     <w:tmpl w:val="258834D4"/>
@@ -5108,7 +5367,7 @@
       </w:rPr>
     </w:lvl>
   </w:abstractNum>
-  <w:abstractNum w:abstractNumId="20" w15:restartNumberingAfterBreak="0">
+  <w:abstractNum w:abstractNumId="21" w15:restartNumberingAfterBreak="0">
     <w:nsid w:val="391C1B36"/>
     <w:multiLevelType w:val="multilevel"/>
     <w:tmpl w:val="521E9D92"/>
@@ -5257,7 +5516,182 @@
       </w:rPr>
     </w:lvl>
   </w:abstractNum>
-  <w:abstractNum w:abstractNumId="21" w15:restartNumberingAfterBreak="0">
+  <w:abstractNum w:abstractNumId="22" w15:restartNumberingAfterBreak="0">
+    <w:nsid w:val="39867EDD"/>
+    <w:multiLevelType w:val="hybridMultilevel"/>
+    <w:tmpl w:val="558E861E"/>
+    <w:lvl w:ilvl="0" w:tplc="0409000F">
+      <w:start w:val="1"/>
+      <w:numFmt w:val="decimal"/>
+      <w:lvlText w:val="%1."/>
+      <w:lvlJc w:val="left"/>
+      <w:pPr>
+        <w:ind w:left="720" w:hanging="360"/>
+      </w:pPr>
+      <w:rPr>
+        <w:rFonts w:hint="default"/>
+      </w:rPr>
+    </w:lvl>
+    <w:lvl w:ilvl="1" w:tplc="04090019" w:tentative="1">
+      <w:start w:val="1"/>
+      <w:numFmt w:val="lowerLetter"/>
+      <w:lvlText w:val="%2."/>
+      <w:lvlJc w:val="left"/>
+      <w:pPr>
+        <w:ind w:left="1440" w:hanging="360"/>
+      </w:pPr>
+    </w:lvl>
+    <w:lvl w:ilvl="2" w:tplc="0409001B" w:tentative="1">
+      <w:start w:val="1"/>
+      <w:numFmt w:val="lowerRoman"/>
+      <w:lvlText w:val="%3."/>
+      <w:lvlJc w:val="right"/>
+      <w:pPr>
+        <w:ind w:left="2160" w:hanging="180"/>
+      </w:pPr>
+    </w:lvl>
+    <w:lvl w:ilvl="3" w:tplc="0409000F" w:tentative="1">
+      <w:start w:val="1"/>
+      <w:numFmt w:val="decimal"/>
+      <w:lvlText w:val="%4."/>
+      <w:lvlJc w:val="left"/>
+      <w:pPr>
+        <w:ind w:left="2880" w:hanging="360"/>
+      </w:pPr>
+    </w:lvl>
+    <w:lvl w:ilvl="4" w:tplc="04090019" w:tentative="1">
+      <w:start w:val="1"/>
+      <w:numFmt w:val="lowerLetter"/>
+      <w:lvlText w:val="%5."/>
+      <w:lvlJc w:val="left"/>
+      <w:pPr>
+        <w:ind w:left="3600" w:hanging="360"/>
+      </w:pPr>
+    </w:lvl>
+    <w:lvl w:ilvl="5" w:tplc="0409001B" w:tentative="1">
+      <w:start w:val="1"/>
+      <w:numFmt w:val="lowerRoman"/>
+      <w:lvlText w:val="%6."/>
+      <w:lvlJc w:val="right"/>
+      <w:pPr>
+        <w:ind w:left="4320" w:hanging="180"/>
+      </w:pPr>
+    </w:lvl>
+    <w:lvl w:ilvl="6" w:tplc="0409000F" w:tentative="1">
+      <w:start w:val="1"/>
+      <w:numFmt w:val="decimal"/>
+      <w:lvlText w:val="%7."/>
+      <w:lvlJc w:val="left"/>
+      <w:pPr>
+        <w:ind w:left="5040" w:hanging="360"/>
+      </w:pPr>
+    </w:lvl>
+    <w:lvl w:ilvl="7" w:tplc="04090019" w:tentative="1">
+      <w:start w:val="1"/>
+      <w:numFmt w:val="lowerLetter"/>
+      <w:lvlText w:val="%8."/>
+      <w:lvlJc w:val="left"/>
+      <w:pPr>
+        <w:ind w:left="5760" w:hanging="360"/>
+      </w:pPr>
+    </w:lvl>
+    <w:lvl w:ilvl="8" w:tplc="0409001B" w:tentative="1">
+      <w:start w:val="1"/>
+      <w:numFmt w:val="lowerRoman"/>
+      <w:lvlText w:val="%9."/>
+      <w:lvlJc w:val="right"/>
+      <w:pPr>
+        <w:ind w:left="6480" w:hanging="180"/>
+      </w:pPr>
+    </w:lvl>
+  </w:abstractNum>
+  <w:abstractNum w:abstractNumId="23" w15:restartNumberingAfterBreak="0">
+    <w:nsid w:val="3D407351"/>
+    <w:multiLevelType w:val="hybridMultilevel"/>
+    <w:tmpl w:val="F56E0486"/>
+    <w:lvl w:ilvl="0" w:tplc="0409000F">
+      <w:start w:val="1"/>
+      <w:numFmt w:val="decimal"/>
+      <w:lvlText w:val="%1."/>
+      <w:lvlJc w:val="left"/>
+      <w:pPr>
+        <w:ind w:left="720" w:hanging="360"/>
+      </w:pPr>
+    </w:lvl>
+    <w:lvl w:ilvl="1" w:tplc="04090019" w:tentative="1">
+      <w:start w:val="1"/>
+      <w:numFmt w:val="lowerLetter"/>
+      <w:lvlText w:val="%2."/>
+      <w:lvlJc w:val="left"/>
+      <w:pPr>
+        <w:ind w:left="1440" w:hanging="360"/>
+      </w:pPr>
+    </w:lvl>
+    <w:lvl w:ilvl="2" w:tplc="0409001B" w:tentative="1">
+      <w:start w:val="1"/>
+      <w:numFmt w:val="lowerRoman"/>
+      <w:lvlText w:val="%3."/>
+      <w:lvlJc w:val="right"/>
+      <w:pPr>
+        <w:ind w:left="2160" w:hanging="180"/>
+      </w:pPr>
+    </w:lvl>
+    <w:lvl w:ilvl="3" w:tplc="0409000F" w:tentative="1">
+      <w:start w:val="1"/>
+      <w:numFmt w:val="decimal"/>
+      <w:lvlText w:val="%4."/>
+      <w:lvlJc w:val="left"/>
+      <w:pPr>
+        <w:ind w:left="2880" w:hanging="360"/>
+      </w:pPr>
+    </w:lvl>
+    <w:lvl w:ilvl="4" w:tplc="04090019" w:tentative="1">
+      <w:start w:val="1"/>
+      <w:numFmt w:val="lowerLetter"/>
+      <w:lvlText w:val="%5."/>
+      <w:lvlJc w:val="left"/>
+      <w:pPr>
+        <w:ind w:left="3600" w:hanging="360"/>
+      </w:pPr>
+    </w:lvl>
+    <w:lvl w:ilvl="5" w:tplc="0409001B" w:tentative="1">
+      <w:start w:val="1"/>
+      <w:numFmt w:val="lowerRoman"/>
+      <w:lvlText w:val="%6."/>
+      <w:lvlJc w:val="right"/>
+      <w:pPr>
+        <w:ind w:left="4320" w:hanging="180"/>
+      </w:pPr>
+    </w:lvl>
+    <w:lvl w:ilvl="6" w:tplc="0409000F" w:tentative="1">
+      <w:start w:val="1"/>
+      <w:numFmt w:val="decimal"/>
+      <w:lvlText w:val="%7."/>
+      <w:lvlJc w:val="left"/>
+      <w:pPr>
+        <w:ind w:left="5040" w:hanging="360"/>
+      </w:pPr>
+    </w:lvl>
+    <w:lvl w:ilvl="7" w:tplc="04090019" w:tentative="1">
+      <w:start w:val="1"/>
+      <w:numFmt w:val="lowerLetter"/>
+      <w:lvlText w:val="%8."/>
+      <w:lvlJc w:val="left"/>
+      <w:pPr>
+        <w:ind w:left="5760" w:hanging="360"/>
+      </w:pPr>
+    </w:lvl>
+    <w:lvl w:ilvl="8" w:tplc="0409001B" w:tentative="1">
+      <w:start w:val="1"/>
+      <w:numFmt w:val="lowerRoman"/>
+      <w:lvlText w:val="%9."/>
+      <w:lvlJc w:val="right"/>
+      <w:pPr>
+        <w:ind w:left="6480" w:hanging="180"/>
+      </w:pPr>
+    </w:lvl>
+  </w:abstractNum>
+  <w:abstractNum w:abstractNumId="24" w15:restartNumberingAfterBreak="0">
     <w:nsid w:val="3EA86880"/>
     <w:multiLevelType w:val="hybridMultilevel"/>
     <w:tmpl w:val="3496AAA4"/>
@@ -5370,7 +5804,7 @@
       </w:rPr>
     </w:lvl>
   </w:abstractNum>
-  <w:abstractNum w:abstractNumId="22" w15:restartNumberingAfterBreak="0">
+  <w:abstractNum w:abstractNumId="25" w15:restartNumberingAfterBreak="0">
     <w:nsid w:val="3FCB1383"/>
     <w:multiLevelType w:val="hybridMultilevel"/>
     <w:tmpl w:val="CE08ACF8"/>
@@ -5483,7 +5917,7 @@
       </w:rPr>
     </w:lvl>
   </w:abstractNum>
-  <w:abstractNum w:abstractNumId="23" w15:restartNumberingAfterBreak="0">
+  <w:abstractNum w:abstractNumId="26" w15:restartNumberingAfterBreak="0">
     <w:nsid w:val="40C86E26"/>
     <w:multiLevelType w:val="hybridMultilevel"/>
     <w:tmpl w:val="134A3ABA"/>
@@ -5595,7 +6029,7 @@
       </w:rPr>
     </w:lvl>
   </w:abstractNum>
-  <w:abstractNum w:abstractNumId="24" w15:restartNumberingAfterBreak="0">
+  <w:abstractNum w:abstractNumId="27" w15:restartNumberingAfterBreak="0">
     <w:nsid w:val="40CB7C5B"/>
     <w:multiLevelType w:val="hybridMultilevel"/>
     <w:tmpl w:val="19E847AA"/>
@@ -5734,7 +6168,7 @@
       </w:rPr>
     </w:lvl>
   </w:abstractNum>
-  <w:abstractNum w:abstractNumId="25" w15:restartNumberingAfterBreak="0">
+  <w:abstractNum w:abstractNumId="28" w15:restartNumberingAfterBreak="0">
     <w:nsid w:val="444F4E9B"/>
     <w:multiLevelType w:val="hybridMultilevel"/>
     <w:tmpl w:val="9C749952"/>
@@ -5847,7 +6281,7 @@
       </w:rPr>
     </w:lvl>
   </w:abstractNum>
-  <w:abstractNum w:abstractNumId="26" w15:restartNumberingAfterBreak="0">
+  <w:abstractNum w:abstractNumId="29" w15:restartNumberingAfterBreak="0">
     <w:nsid w:val="48F94015"/>
     <w:multiLevelType w:val="hybridMultilevel"/>
     <w:tmpl w:val="5FFEE82A"/>
@@ -5960,7 +6394,7 @@
       </w:rPr>
     </w:lvl>
   </w:abstractNum>
-  <w:abstractNum w:abstractNumId="27" w15:restartNumberingAfterBreak="0">
+  <w:abstractNum w:abstractNumId="30" w15:restartNumberingAfterBreak="0">
     <w:nsid w:val="494927E8"/>
     <w:multiLevelType w:val="hybridMultilevel"/>
     <w:tmpl w:val="489016CE"/>
@@ -6100,7 +6534,7 @@
       </w:rPr>
     </w:lvl>
   </w:abstractNum>
-  <w:abstractNum w:abstractNumId="28" w15:restartNumberingAfterBreak="0">
+  <w:abstractNum w:abstractNumId="31" w15:restartNumberingAfterBreak="0">
     <w:nsid w:val="543410F5"/>
     <w:multiLevelType w:val="hybridMultilevel"/>
     <w:tmpl w:val="558420A6"/>
@@ -6213,7 +6647,7 @@
       </w:rPr>
     </w:lvl>
   </w:abstractNum>
-  <w:abstractNum w:abstractNumId="29" w15:restartNumberingAfterBreak="0">
+  <w:abstractNum w:abstractNumId="32" w15:restartNumberingAfterBreak="0">
     <w:nsid w:val="55347FBC"/>
     <w:multiLevelType w:val="hybridMultilevel"/>
     <w:tmpl w:val="50C4016E"/>
@@ -6326,7 +6760,7 @@
       </w:rPr>
     </w:lvl>
   </w:abstractNum>
-  <w:abstractNum w:abstractNumId="30" w15:restartNumberingAfterBreak="0">
+  <w:abstractNum w:abstractNumId="33" w15:restartNumberingAfterBreak="0">
     <w:nsid w:val="562D4A63"/>
     <w:multiLevelType w:val="hybridMultilevel"/>
     <w:tmpl w:val="11A08F22"/>
@@ -6439,7 +6873,7 @@
       </w:rPr>
     </w:lvl>
   </w:abstractNum>
-  <w:abstractNum w:abstractNumId="31" w15:restartNumberingAfterBreak="0">
+  <w:abstractNum w:abstractNumId="34" w15:restartNumberingAfterBreak="0">
     <w:nsid w:val="5B021504"/>
     <w:multiLevelType w:val="hybridMultilevel"/>
     <w:tmpl w:val="BDE47DA2"/>
@@ -6552,7 +6986,7 @@
       </w:rPr>
     </w:lvl>
   </w:abstractNum>
-  <w:abstractNum w:abstractNumId="32" w15:restartNumberingAfterBreak="0">
+  <w:abstractNum w:abstractNumId="35" w15:restartNumberingAfterBreak="0">
     <w:nsid w:val="5C020ED5"/>
     <w:multiLevelType w:val="hybridMultilevel"/>
     <w:tmpl w:val="65201DBC"/>
@@ -6665,7 +7099,7 @@
       </w:rPr>
     </w:lvl>
   </w:abstractNum>
-  <w:abstractNum w:abstractNumId="33" w15:restartNumberingAfterBreak="0">
+  <w:abstractNum w:abstractNumId="36" w15:restartNumberingAfterBreak="0">
     <w:nsid w:val="62C7332C"/>
     <w:multiLevelType w:val="hybridMultilevel"/>
     <w:tmpl w:val="D0F6F84A"/>
@@ -6751,7 +7185,7 @@
       </w:pPr>
     </w:lvl>
   </w:abstractNum>
-  <w:abstractNum w:abstractNumId="34" w15:restartNumberingAfterBreak="0">
+  <w:abstractNum w:abstractNumId="37" w15:restartNumberingAfterBreak="0">
     <w:nsid w:val="6BC93F21"/>
     <w:multiLevelType w:val="hybridMultilevel"/>
     <w:tmpl w:val="308CD52A"/>
@@ -6864,7 +7298,7 @@
       </w:rPr>
     </w:lvl>
   </w:abstractNum>
-  <w:abstractNum w:abstractNumId="35" w15:restartNumberingAfterBreak="0">
+  <w:abstractNum w:abstractNumId="38" w15:restartNumberingAfterBreak="0">
     <w:nsid w:val="6D900CE7"/>
     <w:multiLevelType w:val="hybridMultilevel"/>
     <w:tmpl w:val="D69E2B8C"/>
@@ -6976,7 +7410,7 @@
       </w:rPr>
     </w:lvl>
   </w:abstractNum>
-  <w:abstractNum w:abstractNumId="36" w15:restartNumberingAfterBreak="0">
+  <w:abstractNum w:abstractNumId="39" w15:restartNumberingAfterBreak="0">
     <w:nsid w:val="72D52B46"/>
     <w:multiLevelType w:val="hybridMultilevel"/>
     <w:tmpl w:val="D264E494"/>
@@ -7089,7 +7523,7 @@
       </w:rPr>
     </w:lvl>
   </w:abstractNum>
-  <w:abstractNum w:abstractNumId="37" w15:restartNumberingAfterBreak="0">
+  <w:abstractNum w:abstractNumId="40" w15:restartNumberingAfterBreak="0">
     <w:nsid w:val="751E4A31"/>
     <w:multiLevelType w:val="hybridMultilevel"/>
     <w:tmpl w:val="FCF629C6"/>
@@ -7175,7 +7609,7 @@
       </w:pPr>
     </w:lvl>
   </w:abstractNum>
-  <w:abstractNum w:abstractNumId="38" w15:restartNumberingAfterBreak="0">
+  <w:abstractNum w:abstractNumId="41" w15:restartNumberingAfterBreak="0">
     <w:nsid w:val="7C2D2A58"/>
     <w:multiLevelType w:val="hybridMultilevel"/>
     <w:tmpl w:val="3DEE5562"/>
@@ -7288,7 +7722,7 @@
       </w:rPr>
     </w:lvl>
   </w:abstractNum>
-  <w:abstractNum w:abstractNumId="39" w15:restartNumberingAfterBreak="0">
+  <w:abstractNum w:abstractNumId="42" w15:restartNumberingAfterBreak="0">
     <w:nsid w:val="7D435935"/>
     <w:multiLevelType w:val="hybridMultilevel"/>
     <w:tmpl w:val="3DB4A6BA"/>
@@ -7374,7 +7808,7 @@
       </w:pPr>
     </w:lvl>
   </w:abstractNum>
-  <w:abstractNum w:abstractNumId="40" w15:restartNumberingAfterBreak="0">
+  <w:abstractNum w:abstractNumId="43" w15:restartNumberingAfterBreak="0">
     <w:nsid w:val="7EBB31DF"/>
     <w:multiLevelType w:val="hybridMultilevel"/>
     <w:tmpl w:val="D0DE87FA"/>
@@ -7487,7 +7921,7 @@
       </w:rPr>
     </w:lvl>
   </w:abstractNum>
-  <w:abstractNum w:abstractNumId="41" w15:restartNumberingAfterBreak="0">
+  <w:abstractNum w:abstractNumId="44" w15:restartNumberingAfterBreak="0">
     <w:nsid w:val="7ED17A1E"/>
     <w:multiLevelType w:val="multilevel"/>
     <w:tmpl w:val="21784264"/>
@@ -7636,137 +8070,146 @@
       </w:rPr>
     </w:lvl>
   </w:abstractNum>
-  <w:num w:numId="1" w16cid:durableId="969552075">
+  <w:num w:numId="1">
+    <w:abstractNumId w:val="15"/>
+  </w:num>
+  <w:num w:numId="2">
+    <w:abstractNumId w:val="9"/>
+  </w:num>
+  <w:num w:numId="3">
+    <w:abstractNumId w:val="33"/>
+  </w:num>
+  <w:num w:numId="4">
+    <w:abstractNumId w:val="28"/>
+  </w:num>
+  <w:num w:numId="5">
+    <w:abstractNumId w:val="2"/>
+  </w:num>
+  <w:num w:numId="6">
+    <w:abstractNumId w:val="21"/>
+  </w:num>
+  <w:num w:numId="7">
+    <w:abstractNumId w:val="35"/>
+  </w:num>
+  <w:num w:numId="8">
+    <w:abstractNumId w:val="41"/>
+  </w:num>
+  <w:num w:numId="9">
+    <w:abstractNumId w:val="3"/>
+  </w:num>
+  <w:num w:numId="10">
+    <w:abstractNumId w:val="25"/>
+  </w:num>
+  <w:num w:numId="11">
     <w:abstractNumId w:val="14"/>
   </w:num>
-  <w:num w:numId="2" w16cid:durableId="72509347">
+  <w:num w:numId="12">
+    <w:abstractNumId w:val="30"/>
+  </w:num>
+  <w:num w:numId="13">
+    <w:abstractNumId w:val="0"/>
+  </w:num>
+  <w:num w:numId="14">
+    <w:abstractNumId w:val="27"/>
+  </w:num>
+  <w:num w:numId="15">
+    <w:abstractNumId w:val="10"/>
+  </w:num>
+  <w:num w:numId="16">
+    <w:abstractNumId w:val="37"/>
+  </w:num>
+  <w:num w:numId="17">
+    <w:abstractNumId w:val="16"/>
+  </w:num>
+  <w:num w:numId="18">
+    <w:abstractNumId w:val="44"/>
+  </w:num>
+  <w:num w:numId="19">
+    <w:abstractNumId w:val="20"/>
+  </w:num>
+  <w:num w:numId="20">
+    <w:abstractNumId w:val="12"/>
+  </w:num>
+  <w:num w:numId="21">
+    <w:abstractNumId w:val="32"/>
+  </w:num>
+  <w:num w:numId="22">
+    <w:abstractNumId w:val="43"/>
+  </w:num>
+  <w:num w:numId="23">
+    <w:abstractNumId w:val="36"/>
+  </w:num>
+  <w:num w:numId="24">
+    <w:abstractNumId w:val="18"/>
+  </w:num>
+  <w:num w:numId="25">
     <w:abstractNumId w:val="8"/>
   </w:num>
-  <w:num w:numId="3" w16cid:durableId="1780759474">
-    <w:abstractNumId w:val="30"/>
+  <w:num w:numId="26">
+    <w:abstractNumId w:val="17"/>
   </w:num>
-  <w:num w:numId="4" w16cid:durableId="1627463216">
-    <w:abstractNumId w:val="25"/>
+  <w:num w:numId="27">
+    <w:abstractNumId w:val="24"/>
   </w:num>
-  <w:num w:numId="5" w16cid:durableId="581063585">
-    <w:abstractNumId w:val="2"/>
+  <w:num w:numId="28">
+    <w:abstractNumId w:val="19"/>
   </w:num>
-  <w:num w:numId="6" w16cid:durableId="1146970856">
-    <w:abstractNumId w:val="20"/>
+  <w:num w:numId="29">
+    <w:abstractNumId w:val="1"/>
   </w:num>
-  <w:num w:numId="7" w16cid:durableId="894702701">
-    <w:abstractNumId w:val="32"/>
+  <w:num w:numId="30">
+    <w:abstractNumId w:val="6"/>
   </w:num>
-  <w:num w:numId="8" w16cid:durableId="346978508">
+  <w:num w:numId="31">
+    <w:abstractNumId w:val="39"/>
+  </w:num>
+  <w:num w:numId="32">
+    <w:abstractNumId w:val="42"/>
+  </w:num>
+  <w:num w:numId="33">
+    <w:abstractNumId w:val="26"/>
+  </w:num>
+  <w:num w:numId="34">
     <w:abstractNumId w:val="38"/>
   </w:num>
-  <w:num w:numId="9" w16cid:durableId="1840461300">
-    <w:abstractNumId w:val="3"/>
+  <w:num w:numId="35">
+    <w:abstractNumId w:val="4"/>
   </w:num>
-  <w:num w:numId="10" w16cid:durableId="487982968">
+  <w:num w:numId="36">
+    <w:abstractNumId w:val="40"/>
+  </w:num>
+  <w:num w:numId="37">
+    <w:abstractNumId w:val="34"/>
+  </w:num>
+  <w:num w:numId="38">
+    <w:abstractNumId w:val="13"/>
+  </w:num>
+  <w:num w:numId="39">
+    <w:abstractNumId w:val="11"/>
+  </w:num>
+  <w:num w:numId="40">
+    <w:abstractNumId w:val="5"/>
+  </w:num>
+  <w:num w:numId="41">
+    <w:abstractNumId w:val="29"/>
+  </w:num>
+  <w:num w:numId="42">
+    <w:abstractNumId w:val="31"/>
+  </w:num>
+  <w:num w:numId="43">
     <w:abstractNumId w:val="22"/>
   </w:num>
-  <w:num w:numId="11" w16cid:durableId="1613393783">
-    <w:abstractNumId w:val="13"/>
-  </w:num>
-  <w:num w:numId="12" w16cid:durableId="2126728865">
-    <w:abstractNumId w:val="27"/>
-  </w:num>
-  <w:num w:numId="13" w16cid:durableId="1431585889">
-    <w:abstractNumId w:val="0"/>
-  </w:num>
-  <w:num w:numId="14" w16cid:durableId="254940631">
-    <w:abstractNumId w:val="24"/>
-  </w:num>
-  <w:num w:numId="15" w16cid:durableId="129591949">
-    <w:abstractNumId w:val="9"/>
-  </w:num>
-  <w:num w:numId="16" w16cid:durableId="847063258">
-    <w:abstractNumId w:val="34"/>
-  </w:num>
-  <w:num w:numId="17" w16cid:durableId="1359039140">
-    <w:abstractNumId w:val="15"/>
-  </w:num>
-  <w:num w:numId="18" w16cid:durableId="676543490">
-    <w:abstractNumId w:val="41"/>
-  </w:num>
-  <w:num w:numId="19" w16cid:durableId="977807203">
-    <w:abstractNumId w:val="19"/>
-  </w:num>
-  <w:num w:numId="20" w16cid:durableId="1421370962">
-    <w:abstractNumId w:val="11"/>
-  </w:num>
-  <w:num w:numId="21" w16cid:durableId="1246837739">
-    <w:abstractNumId w:val="29"/>
-  </w:num>
-  <w:num w:numId="22" w16cid:durableId="487984975">
-    <w:abstractNumId w:val="40"/>
-  </w:num>
-  <w:num w:numId="23" w16cid:durableId="1315910174">
-    <w:abstractNumId w:val="33"/>
-  </w:num>
-  <w:num w:numId="24" w16cid:durableId="25251702">
-    <w:abstractNumId w:val="17"/>
-  </w:num>
-  <w:num w:numId="25" w16cid:durableId="137385312">
+  <w:num w:numId="44">
     <w:abstractNumId w:val="7"/>
   </w:num>
-  <w:num w:numId="26" w16cid:durableId="61369542">
-    <w:abstractNumId w:val="16"/>
-  </w:num>
-  <w:num w:numId="27" w16cid:durableId="354615954">
-    <w:abstractNumId w:val="21"/>
-  </w:num>
-  <w:num w:numId="28" w16cid:durableId="1529179274">
-    <w:abstractNumId w:val="18"/>
-  </w:num>
-  <w:num w:numId="29" w16cid:durableId="1579555087">
-    <w:abstractNumId w:val="1"/>
-  </w:num>
-  <w:num w:numId="30" w16cid:durableId="1461336884">
-    <w:abstractNumId w:val="6"/>
-  </w:num>
-  <w:num w:numId="31" w16cid:durableId="1003899718">
-    <w:abstractNumId w:val="36"/>
-  </w:num>
-  <w:num w:numId="32" w16cid:durableId="494105250">
-    <w:abstractNumId w:val="39"/>
-  </w:num>
-  <w:num w:numId="33" w16cid:durableId="1055198848">
+  <w:num w:numId="45">
     <w:abstractNumId w:val="23"/>
-  </w:num>
-  <w:num w:numId="34" w16cid:durableId="91098232">
-    <w:abstractNumId w:val="35"/>
-  </w:num>
-  <w:num w:numId="35" w16cid:durableId="591282679">
-    <w:abstractNumId w:val="4"/>
-  </w:num>
-  <w:num w:numId="36" w16cid:durableId="347146780">
-    <w:abstractNumId w:val="37"/>
-  </w:num>
-  <w:num w:numId="37" w16cid:durableId="138697112">
-    <w:abstractNumId w:val="31"/>
-  </w:num>
-  <w:num w:numId="38" w16cid:durableId="1539929613">
-    <w:abstractNumId w:val="12"/>
-  </w:num>
-  <w:num w:numId="39" w16cid:durableId="476536685">
-    <w:abstractNumId w:val="10"/>
-  </w:num>
-  <w:num w:numId="40" w16cid:durableId="1103843887">
-    <w:abstractNumId w:val="5"/>
-  </w:num>
-  <w:num w:numId="41" w16cid:durableId="1135176659">
-    <w:abstractNumId w:val="26"/>
-  </w:num>
-  <w:num w:numId="42" w16cid:durableId="1097872916">
-    <w:abstractNumId w:val="28"/>
   </w:num>
 </w:numbering>
 </file>
 
 <file path=word/styles.xml><?xml version="1.0" encoding="utf-8"?>
-<w:styles xmlns:mc="http://schemas.openxmlformats.org/markup-compatibility/2006" xmlns:r="http://schemas.openxmlformats.org/officeDocument/2006/relationships" xmlns:w="http://schemas.openxmlformats.org/wordprocessingml/2006/main" xmlns:w14="http://schemas.microsoft.com/office/word/2010/wordml" xmlns:w15="http://schemas.microsoft.com/office/word/2012/wordml" xmlns:w16cex="http://schemas.microsoft.com/office/word/2018/wordml/cex" xmlns:w16cid="http://schemas.microsoft.com/office/word/2016/wordml/cid" xmlns:w16="http://schemas.microsoft.com/office/word/2018/wordml" xmlns:w16du="http://schemas.microsoft.com/office/word/2023/wordml/word16du" xmlns:w16sdtdh="http://schemas.microsoft.com/office/word/2020/wordml/sdtdatahash" xmlns:w16sdtfl="http://schemas.microsoft.com/office/word/2024/wordml/sdtformatlock" xmlns:w16se="http://schemas.microsoft.com/office/word/2015/wordml/symex" mc:Ignorable="w14 w15 w16se w16cid w16 w16cex w16sdtdh w16sdtfl w16du">
+<w:styles xmlns:mc="http://schemas.openxmlformats.org/markup-compatibility/2006" xmlns:r="http://schemas.openxmlformats.org/officeDocument/2006/relationships" xmlns:w="http://schemas.openxmlformats.org/wordprocessingml/2006/main" xmlns:w14="http://schemas.microsoft.com/office/word/2010/wordml" xmlns:w15="http://schemas.microsoft.com/office/word/2012/wordml" xmlns:w16cex="http://schemas.microsoft.com/office/word/2018/wordml/cex" xmlns:w16cid="http://schemas.microsoft.com/office/word/2016/wordml/cid" xmlns:w16="http://schemas.microsoft.com/office/word/2018/wordml" xmlns:w16sdtdh="http://schemas.microsoft.com/office/word/2020/wordml/sdtdatahash" xmlns:w16se="http://schemas.microsoft.com/office/word/2015/wordml/symex" mc:Ignorable="w14 w15 w16se w16cid w16 w16cex w16sdtdh">
   <w:docDefaults>
     <w:rPrDefault>
       <w:rPr>
@@ -8366,6 +8809,7 @@
   <w:style w:type="character" w:default="1" w:styleId="DefaultParagraphFont">
     <w:name w:val="Default Paragraph Font"/>
     <w:uiPriority w:val="1"/>
+    <w:semiHidden/>
     <w:unhideWhenUsed/>
   </w:style>
   <w:style w:type="table" w:default="1" w:styleId="TableNormal">
